--- a/Курсовой проект.docx
+++ b/Курсовой проект.docx
@@ -282,7 +282,6 @@
           <w:kern w:val="0"/>
           <w:sz w:val="28"/>
           <w:szCs w:val="28"/>
-          <w:bdr w:val="none" w:color="auto" w:sz="0" w:space="0"/>
           <w:lang w:val="en-US" w:eastAsia="zh-CN" w:bidi="ar"/>
         </w:rPr>
         <w:t>«Разработка макета приложения базы данных организации по автоматизации расчета себестоимости единицы каждого вида продукции, выпускаемой некоторым предприятием»</w:t>
@@ -657,8 +656,6 @@
         </w:rPr>
         <w:t>ОГЛАВЛЕНИЕ</w:t>
       </w:r>
-      <w:bookmarkStart w:id="21" w:name="_GoBack"/>
-      <w:bookmarkEnd w:id="21"/>
     </w:p>
     <w:p>
       <w:pPr>
@@ -2916,6 +2913,7 @@
         <w:snapToGrid/>
         <w:spacing w:line="360" w:lineRule="auto"/>
         <w:ind w:left="0" w:leftChars="0" w:firstLine="770" w:firstLineChars="275"/>
+        <w:jc w:val="both"/>
         <w:textAlignment w:val="auto"/>
         <w:rPr>
           <w:rFonts w:hint="default" w:ascii="Times New Roman" w:hAnsi="Times New Roman" w:cs="Times New Roman"/>
@@ -2958,6 +2956,7 @@
         <w:snapToGrid/>
         <w:spacing w:line="360" w:lineRule="auto"/>
         <w:ind w:left="0" w:leftChars="0" w:firstLine="770" w:firstLineChars="275"/>
+        <w:jc w:val="both"/>
         <w:textAlignment w:val="auto"/>
         <w:rPr>
           <w:rFonts w:hint="default" w:ascii="Times New Roman" w:hAnsi="Times New Roman" w:cs="Times New Roman"/>
@@ -3000,6 +2999,7 @@
         <w:snapToGrid/>
         <w:spacing w:line="360" w:lineRule="auto"/>
         <w:ind w:left="0" w:leftChars="0" w:firstLine="770" w:firstLineChars="275"/>
+        <w:jc w:val="both"/>
         <w:textAlignment w:val="auto"/>
         <w:rPr>
           <w:rFonts w:hint="default" w:ascii="Times New Roman" w:hAnsi="Times New Roman" w:cs="Times New Roman"/>
@@ -3042,6 +3042,7 @@
         <w:snapToGrid/>
         <w:spacing w:line="360" w:lineRule="auto"/>
         <w:ind w:left="0" w:leftChars="0" w:firstLine="770" w:firstLineChars="275"/>
+        <w:jc w:val="both"/>
         <w:textAlignment w:val="auto"/>
         <w:rPr>
           <w:rFonts w:hint="default" w:ascii="Times New Roman" w:hAnsi="Times New Roman" w:cs="Times New Roman"/>
@@ -3084,6 +3085,7 @@
         <w:snapToGrid/>
         <w:spacing w:line="360" w:lineRule="auto"/>
         <w:ind w:left="0" w:leftChars="0" w:firstLine="770" w:firstLineChars="275"/>
+        <w:jc w:val="both"/>
         <w:textAlignment w:val="auto"/>
         <w:rPr>
           <w:rFonts w:hint="default" w:ascii="Times New Roman" w:hAnsi="Times New Roman" w:cs="Times New Roman"/>
@@ -3126,6 +3128,7 @@
         <w:snapToGrid/>
         <w:spacing w:line="360" w:lineRule="auto"/>
         <w:ind w:left="0" w:leftChars="0" w:firstLine="770" w:firstLineChars="275"/>
+        <w:jc w:val="both"/>
         <w:textAlignment w:val="auto"/>
         <w:rPr>
           <w:rFonts w:hint="default" w:ascii="Times New Roman" w:hAnsi="Times New Roman" w:cs="Times New Roman"/>
@@ -3168,6 +3171,7 @@
         <w:snapToGrid/>
         <w:spacing w:line="360" w:lineRule="auto"/>
         <w:ind w:left="0" w:leftChars="0" w:firstLine="770" w:firstLineChars="275"/>
+        <w:jc w:val="both"/>
         <w:textAlignment w:val="auto"/>
         <w:rPr>
           <w:rFonts w:hint="default" w:ascii="Times New Roman" w:hAnsi="Times New Roman" w:cs="Times New Roman"/>
@@ -3210,6 +3214,7 @@
         <w:snapToGrid/>
         <w:spacing w:line="360" w:lineRule="auto"/>
         <w:ind w:left="0" w:leftChars="0" w:firstLine="770" w:firstLineChars="275"/>
+        <w:jc w:val="both"/>
         <w:textAlignment w:val="auto"/>
         <w:rPr>
           <w:rFonts w:hint="default" w:ascii="Times New Roman" w:hAnsi="Times New Roman" w:cs="Times New Roman"/>
@@ -3256,6 +3261,7 @@
         <w:snapToGrid/>
         <w:spacing w:line="360" w:lineRule="auto"/>
         <w:ind w:left="0" w:leftChars="0" w:firstLine="770" w:firstLineChars="275"/>
+        <w:jc w:val="both"/>
         <w:textAlignment w:val="auto"/>
         <w:rPr>
           <w:rFonts w:hint="default" w:ascii="Times New Roman" w:hAnsi="Times New Roman" w:cs="Times New Roman"/>
@@ -3302,6 +3308,7 @@
         <w:snapToGrid/>
         <w:spacing w:line="360" w:lineRule="auto"/>
         <w:ind w:left="0" w:leftChars="0" w:firstLine="770" w:firstLineChars="275"/>
+        <w:jc w:val="both"/>
         <w:textAlignment w:val="auto"/>
         <w:rPr>
           <w:rFonts w:hint="default" w:ascii="Times New Roman" w:hAnsi="Times New Roman" w:cs="Times New Roman"/>
@@ -3348,6 +3355,7 @@
         <w:snapToGrid/>
         <w:spacing w:line="360" w:lineRule="auto"/>
         <w:ind w:left="0" w:leftChars="0" w:firstLine="770" w:firstLineChars="275"/>
+        <w:jc w:val="both"/>
         <w:textAlignment w:val="auto"/>
         <w:rPr>
           <w:rFonts w:hint="default" w:ascii="Times New Roman" w:hAnsi="Times New Roman" w:cs="Times New Roman"/>
@@ -3394,6 +3402,7 @@
         <w:snapToGrid/>
         <w:spacing w:line="360" w:lineRule="auto"/>
         <w:ind w:left="0" w:leftChars="0" w:firstLine="770" w:firstLineChars="275"/>
+        <w:jc w:val="both"/>
         <w:textAlignment w:val="auto"/>
         <w:rPr>
           <w:rFonts w:hint="default" w:ascii="Times New Roman" w:hAnsi="Times New Roman" w:cs="Times New Roman"/>
@@ -3440,6 +3449,7 @@
         <w:snapToGrid/>
         <w:spacing w:line="360" w:lineRule="auto"/>
         <w:ind w:left="0" w:leftChars="0" w:firstLine="770" w:firstLineChars="275"/>
+        <w:jc w:val="both"/>
         <w:textAlignment w:val="auto"/>
         <w:rPr>
           <w:rFonts w:hint="default" w:ascii="Times New Roman" w:hAnsi="Times New Roman" w:cs="Times New Roman"/>
@@ -3486,6 +3496,7 @@
         <w:snapToGrid/>
         <w:spacing w:line="360" w:lineRule="auto"/>
         <w:ind w:left="0" w:leftChars="0" w:firstLine="770" w:firstLineChars="275"/>
+        <w:jc w:val="both"/>
         <w:textAlignment w:val="auto"/>
         <w:rPr>
           <w:rFonts w:hint="default" w:ascii="Times New Roman" w:hAnsi="Times New Roman" w:cs="Times New Roman"/>
@@ -3532,6 +3543,7 @@
         <w:snapToGrid/>
         <w:spacing w:line="360" w:lineRule="auto"/>
         <w:ind w:left="0" w:leftChars="0" w:firstLine="770" w:firstLineChars="275"/>
+        <w:jc w:val="both"/>
         <w:textAlignment w:val="auto"/>
         <w:rPr>
           <w:rFonts w:hint="default" w:ascii="Times New Roman" w:hAnsi="Times New Roman" w:cs="Times New Roman"/>
@@ -3574,6 +3586,7 @@
         <w:snapToGrid/>
         <w:spacing w:line="360" w:lineRule="auto"/>
         <w:ind w:left="0" w:leftChars="0" w:firstLine="770" w:firstLineChars="275"/>
+        <w:jc w:val="both"/>
         <w:textAlignment w:val="auto"/>
         <w:rPr>
           <w:rFonts w:hint="default" w:ascii="Times New Roman" w:hAnsi="Times New Roman" w:cs="Times New Roman"/>
@@ -3589,6 +3602,26 @@
           <w:rtl w:val="0"/>
         </w:rPr>
         <w:t>Практическая значимость работы состоит в том, что созданная система является готовым решением для автоматизации работы реального предприятия. Она позволяет хранить все сведения в единой базе данных, минимизировать бумажную волокиту и выполнять все бизнес-операции через интуитивно понятный интерфейс.</w:t>
+      </w:r>
+    </w:p>
+    <w:p>
+      <w:pPr>
+        <w:rPr>
+          <w:rFonts w:hint="default" w:ascii="Times New Roman" w:hAnsi="Times New Roman" w:cs="Times New Roman"/>
+          <w:sz w:val="32"/>
+          <w:szCs w:val="32"/>
+          <w:rtl w:val="0"/>
+        </w:rPr>
+      </w:pPr>
+      <w:bookmarkStart w:id="1" w:name="_Toc19162"/>
+      <w:r>
+        <w:rPr>
+          <w:rFonts w:hint="default" w:ascii="Times New Roman" w:hAnsi="Times New Roman" w:cs="Times New Roman"/>
+          <w:sz w:val="32"/>
+          <w:szCs w:val="32"/>
+          <w:rtl w:val="0"/>
+        </w:rPr>
+        <w:br w:type="page"/>
       </w:r>
     </w:p>
     <w:p>
@@ -3603,7 +3636,6 @@
           <w:szCs w:val="32"/>
         </w:rPr>
       </w:pPr>
-      <w:bookmarkStart w:id="1" w:name="_Toc19162"/>
       <w:r>
         <w:rPr>
           <w:rFonts w:hint="default" w:ascii="Times New Roman" w:hAnsi="Times New Roman" w:cs="Times New Roman"/>
@@ -3620,6 +3652,7 @@
         <w:pStyle w:val="3"/>
         <w:bidi w:val="0"/>
         <w:ind w:left="0" w:leftChars="0" w:firstLine="770" w:firstLineChars="275"/>
+        <w:jc w:val="both"/>
         <w:rPr>
           <w:rFonts w:hint="default" w:ascii="Times New Roman" w:hAnsi="Times New Roman" w:cs="Times New Roman"/>
           <w:sz w:val="28"/>
@@ -3663,6 +3696,7 @@
         <w:snapToGrid/>
         <w:spacing w:line="360" w:lineRule="auto"/>
         <w:ind w:left="0" w:leftChars="0" w:firstLine="770" w:firstLineChars="275"/>
+        <w:jc w:val="both"/>
         <w:textAlignment w:val="auto"/>
         <w:rPr>
           <w:rFonts w:hint="default" w:ascii="Times New Roman" w:hAnsi="Times New Roman" w:cs="Times New Roman"/>
@@ -3705,6 +3739,7 @@
         <w:snapToGrid/>
         <w:spacing w:line="360" w:lineRule="auto"/>
         <w:ind w:left="0" w:leftChars="0" w:firstLine="770" w:firstLineChars="275"/>
+        <w:jc w:val="both"/>
         <w:textAlignment w:val="auto"/>
         <w:rPr>
           <w:rFonts w:hint="default" w:ascii="Times New Roman" w:hAnsi="Times New Roman" w:cs="Times New Roman"/>
@@ -3747,6 +3782,7 @@
         <w:snapToGrid/>
         <w:spacing w:line="360" w:lineRule="auto"/>
         <w:ind w:left="0" w:leftChars="0" w:firstLine="770" w:firstLineChars="275"/>
+        <w:jc w:val="both"/>
         <w:textAlignment w:val="auto"/>
         <w:rPr>
           <w:rFonts w:hint="default" w:ascii="Times New Roman" w:hAnsi="Times New Roman" w:cs="Times New Roman"/>
@@ -3789,6 +3825,7 @@
         <w:snapToGrid/>
         <w:spacing w:line="360" w:lineRule="auto"/>
         <w:ind w:left="0" w:leftChars="0" w:firstLine="770" w:firstLineChars="275"/>
+        <w:jc w:val="both"/>
         <w:textAlignment w:val="auto"/>
         <w:rPr>
           <w:rFonts w:hint="default" w:ascii="Times New Roman" w:hAnsi="Times New Roman" w:cs="Times New Roman"/>
@@ -3835,6 +3872,7 @@
         <w:snapToGrid/>
         <w:spacing w:line="360" w:lineRule="auto"/>
         <w:ind w:left="0" w:leftChars="0" w:firstLine="770" w:firstLineChars="275"/>
+        <w:jc w:val="both"/>
         <w:textAlignment w:val="auto"/>
         <w:rPr>
           <w:rFonts w:hint="default" w:ascii="Times New Roman" w:hAnsi="Times New Roman" w:cs="Times New Roman"/>
@@ -3881,6 +3919,7 @@
         <w:snapToGrid/>
         <w:spacing w:line="360" w:lineRule="auto"/>
         <w:ind w:left="0" w:leftChars="0" w:firstLine="770" w:firstLineChars="275"/>
+        <w:jc w:val="both"/>
         <w:textAlignment w:val="auto"/>
         <w:rPr>
           <w:rFonts w:hint="default" w:ascii="Times New Roman" w:hAnsi="Times New Roman" w:cs="Times New Roman"/>
@@ -3927,6 +3966,7 @@
         <w:snapToGrid/>
         <w:spacing w:line="360" w:lineRule="auto"/>
         <w:ind w:left="0" w:leftChars="0" w:firstLine="770" w:firstLineChars="275"/>
+        <w:jc w:val="both"/>
         <w:textAlignment w:val="auto"/>
         <w:rPr>
           <w:rFonts w:hint="default" w:ascii="Times New Roman" w:hAnsi="Times New Roman" w:cs="Times New Roman"/>
@@ -3973,6 +4013,7 @@
         <w:snapToGrid/>
         <w:spacing w:line="360" w:lineRule="auto"/>
         <w:ind w:left="0" w:leftChars="0" w:firstLine="770" w:firstLineChars="275"/>
+        <w:jc w:val="both"/>
         <w:textAlignment w:val="auto"/>
         <w:rPr>
           <w:rFonts w:hint="default" w:ascii="Times New Roman" w:hAnsi="Times New Roman" w:cs="Times New Roman"/>
@@ -4015,6 +4056,7 @@
         <w:snapToGrid/>
         <w:spacing w:line="360" w:lineRule="auto"/>
         <w:ind w:left="0" w:leftChars="0" w:firstLine="770" w:firstLineChars="275"/>
+        <w:jc w:val="both"/>
         <w:textAlignment w:val="auto"/>
         <w:rPr>
           <w:rFonts w:hint="default" w:ascii="Times New Roman" w:hAnsi="Times New Roman" w:cs="Times New Roman"/>
@@ -4037,6 +4079,7 @@
         <w:pStyle w:val="3"/>
         <w:bidi w:val="0"/>
         <w:ind w:left="0" w:leftChars="0" w:firstLine="770" w:firstLineChars="275"/>
+        <w:jc w:val="both"/>
         <w:rPr>
           <w:rFonts w:hint="default" w:ascii="Times New Roman" w:hAnsi="Times New Roman" w:cs="Times New Roman"/>
           <w:sz w:val="28"/>
@@ -4080,6 +4123,7 @@
         <w:snapToGrid/>
         <w:spacing w:line="360" w:lineRule="auto"/>
         <w:ind w:left="0" w:leftChars="0" w:firstLine="770" w:firstLineChars="275"/>
+        <w:jc w:val="both"/>
         <w:textAlignment w:val="auto"/>
         <w:rPr>
           <w:rFonts w:hint="default" w:ascii="Times New Roman" w:hAnsi="Times New Roman" w:cs="Times New Roman"/>
@@ -4122,6 +4166,7 @@
         <w:snapToGrid/>
         <w:spacing w:line="360" w:lineRule="auto"/>
         <w:ind w:left="0" w:leftChars="0" w:firstLine="770" w:firstLineChars="275"/>
+        <w:jc w:val="both"/>
         <w:textAlignment w:val="auto"/>
         <w:rPr>
           <w:rFonts w:hint="default" w:ascii="Times New Roman" w:hAnsi="Times New Roman" w:cs="Times New Roman"/>
@@ -4168,6 +4213,7 @@
         <w:snapToGrid/>
         <w:spacing w:line="360" w:lineRule="auto"/>
         <w:ind w:left="0" w:leftChars="0" w:firstLine="770" w:firstLineChars="275"/>
+        <w:jc w:val="both"/>
         <w:textAlignment w:val="auto"/>
         <w:rPr>
           <w:rFonts w:hint="default" w:ascii="Times New Roman" w:hAnsi="Times New Roman" w:cs="Times New Roman"/>
@@ -4214,6 +4260,7 @@
         <w:snapToGrid/>
         <w:spacing w:line="360" w:lineRule="auto"/>
         <w:ind w:left="0" w:leftChars="0" w:firstLine="770" w:firstLineChars="275"/>
+        <w:jc w:val="both"/>
         <w:textAlignment w:val="auto"/>
         <w:rPr>
           <w:rFonts w:hint="default" w:ascii="Times New Roman" w:hAnsi="Times New Roman" w:cs="Times New Roman"/>
@@ -4260,6 +4307,7 @@
         <w:snapToGrid/>
         <w:spacing w:line="360" w:lineRule="auto"/>
         <w:ind w:left="0" w:leftChars="0" w:firstLine="770" w:firstLineChars="275"/>
+        <w:jc w:val="both"/>
         <w:textAlignment w:val="auto"/>
         <w:rPr>
           <w:rFonts w:hint="default" w:ascii="Times New Roman" w:hAnsi="Times New Roman" w:cs="Times New Roman"/>
@@ -4306,6 +4354,7 @@
         <w:snapToGrid/>
         <w:spacing w:line="360" w:lineRule="auto"/>
         <w:ind w:left="0" w:leftChars="0" w:firstLine="770" w:firstLineChars="275"/>
+        <w:jc w:val="both"/>
         <w:textAlignment w:val="auto"/>
         <w:rPr>
           <w:rFonts w:hint="default" w:ascii="Times New Roman" w:hAnsi="Times New Roman" w:cs="Times New Roman"/>
@@ -4328,6 +4377,7 @@
         <w:pStyle w:val="3"/>
         <w:bidi w:val="0"/>
         <w:ind w:left="0" w:leftChars="0" w:firstLine="770" w:firstLineChars="275"/>
+        <w:jc w:val="both"/>
         <w:rPr>
           <w:rFonts w:hint="default" w:ascii="Times New Roman" w:hAnsi="Times New Roman" w:cs="Times New Roman"/>
           <w:sz w:val="28"/>
@@ -4371,6 +4421,7 @@
         <w:snapToGrid/>
         <w:spacing w:line="360" w:lineRule="auto"/>
         <w:ind w:left="0" w:leftChars="0" w:firstLine="770" w:firstLineChars="275"/>
+        <w:jc w:val="both"/>
         <w:textAlignment w:val="auto"/>
         <w:rPr>
           <w:rFonts w:hint="default" w:ascii="Times New Roman" w:hAnsi="Times New Roman" w:cs="Times New Roman"/>
@@ -4413,6 +4464,7 @@
         <w:snapToGrid/>
         <w:spacing w:line="360" w:lineRule="auto"/>
         <w:ind w:left="0" w:leftChars="0" w:firstLine="770" w:firstLineChars="275"/>
+        <w:jc w:val="both"/>
         <w:textAlignment w:val="auto"/>
         <w:rPr>
           <w:rFonts w:hint="default" w:ascii="Times New Roman" w:hAnsi="Times New Roman" w:cs="Times New Roman"/>
@@ -4455,6 +4507,7 @@
         <w:snapToGrid/>
         <w:spacing w:line="360" w:lineRule="auto"/>
         <w:ind w:left="0" w:leftChars="0" w:firstLine="770" w:firstLineChars="275"/>
+        <w:jc w:val="both"/>
         <w:textAlignment w:val="auto"/>
         <w:rPr>
           <w:rFonts w:hint="default" w:ascii="Times New Roman" w:hAnsi="Times New Roman" w:cs="Times New Roman"/>
@@ -4501,6 +4554,7 @@
         <w:snapToGrid/>
         <w:spacing w:line="360" w:lineRule="auto"/>
         <w:ind w:left="0" w:leftChars="0" w:firstLine="770" w:firstLineChars="275"/>
+        <w:jc w:val="both"/>
         <w:textAlignment w:val="auto"/>
         <w:rPr>
           <w:rFonts w:hint="default" w:ascii="Times New Roman" w:hAnsi="Times New Roman" w:cs="Times New Roman"/>
@@ -4547,6 +4601,7 @@
         <w:snapToGrid/>
         <w:spacing w:line="360" w:lineRule="auto"/>
         <w:ind w:left="0" w:leftChars="0" w:firstLine="770" w:firstLineChars="275"/>
+        <w:jc w:val="both"/>
         <w:textAlignment w:val="auto"/>
         <w:rPr>
           <w:rFonts w:hint="default" w:ascii="Times New Roman" w:hAnsi="Times New Roman" w:cs="Times New Roman"/>
@@ -4593,6 +4648,7 @@
         <w:snapToGrid/>
         <w:spacing w:line="360" w:lineRule="auto"/>
         <w:ind w:left="0" w:leftChars="0" w:firstLine="770" w:firstLineChars="275"/>
+        <w:jc w:val="both"/>
         <w:textAlignment w:val="auto"/>
         <w:rPr>
           <w:rFonts w:hint="default" w:ascii="Times New Roman" w:hAnsi="Times New Roman" w:cs="Times New Roman"/>
@@ -4635,6 +4691,7 @@
         <w:snapToGrid/>
         <w:spacing w:line="360" w:lineRule="auto"/>
         <w:ind w:left="0" w:leftChars="0" w:firstLine="770" w:firstLineChars="275"/>
+        <w:jc w:val="both"/>
         <w:textAlignment w:val="auto"/>
         <w:rPr>
           <w:rFonts w:hint="default" w:ascii="Times New Roman" w:hAnsi="Times New Roman" w:cs="Times New Roman"/>
@@ -4650,6 +4707,30 @@
           <w:rtl w:val="0"/>
         </w:rPr>
         <w:t>Для взаимодействия между кодом приложения и базой данных SQL Server применяется ORM-фреймворк Entity Framework Core (EF Core). Использование EF Core позволяет работать с таблицами базы данных как со строго типизированными объектами C#. Это избавляет от необходимости писать ручные SQL-запросы для выполнения базовых операций (CRUD), снижает вероятность синтаксических ошибок и защищает систему от SQL-инъекций.</w:t>
+      </w:r>
+    </w:p>
+    <w:p>
+      <w:pPr>
+        <w:rPr>
+          <w:rFonts w:hint="default" w:ascii="Times New Roman" w:hAnsi="Times New Roman" w:cs="Times New Roman"/>
+          <w:b/>
+          <w:bCs/>
+          <w:sz w:val="32"/>
+          <w:szCs w:val="32"/>
+          <w:rtl w:val="0"/>
+        </w:rPr>
+      </w:pPr>
+      <w:bookmarkStart w:id="5" w:name="_Toc16401"/>
+      <w:r>
+        <w:rPr>
+          <w:rFonts w:hint="default" w:ascii="Times New Roman" w:hAnsi="Times New Roman" w:cs="Times New Roman"/>
+          <w:b/>
+          <w:bCs/>
+          <w:sz w:val="32"/>
+          <w:szCs w:val="32"/>
+          <w:rtl w:val="0"/>
+        </w:rPr>
+        <w:br w:type="page"/>
       </w:r>
     </w:p>
     <w:p>
@@ -4666,7 +4747,6 @@
           <w:szCs w:val="32"/>
         </w:rPr>
       </w:pPr>
-      <w:bookmarkStart w:id="5" w:name="_Toc16401"/>
       <w:r>
         <w:rPr>
           <w:rFonts w:hint="default" w:ascii="Times New Roman" w:hAnsi="Times New Roman" w:cs="Times New Roman"/>
@@ -4728,6 +4808,7 @@
         <w:snapToGrid/>
         <w:spacing w:line="360" w:lineRule="auto"/>
         <w:ind w:left="0" w:leftChars="0" w:firstLine="770" w:firstLineChars="275"/>
+        <w:jc w:val="both"/>
         <w:textAlignment w:val="auto"/>
         <w:rPr>
           <w:rFonts w:hint="default" w:ascii="Times New Roman" w:hAnsi="Times New Roman" w:cs="Times New Roman"/>
@@ -4770,6 +4851,7 @@
         <w:snapToGrid/>
         <w:spacing w:line="360" w:lineRule="auto"/>
         <w:ind w:left="0" w:leftChars="0" w:firstLine="770" w:firstLineChars="275"/>
+        <w:jc w:val="both"/>
         <w:textAlignment w:val="auto"/>
         <w:rPr>
           <w:rFonts w:hint="default" w:ascii="Times New Roman" w:hAnsi="Times New Roman" w:cs="Times New Roman"/>
@@ -4954,6 +5036,7 @@
         <w:snapToGrid/>
         <w:spacing w:line="360" w:lineRule="auto"/>
         <w:ind w:left="0" w:leftChars="0" w:firstLine="770" w:firstLineChars="275"/>
+        <w:jc w:val="both"/>
         <w:textAlignment w:val="auto"/>
         <w:rPr>
           <w:rFonts w:hint="default" w:ascii="Times New Roman" w:hAnsi="Times New Roman" w:cs="Times New Roman"/>
@@ -4996,6 +5079,7 @@
         <w:snapToGrid/>
         <w:spacing w:line="360" w:lineRule="auto"/>
         <w:ind w:left="0" w:leftChars="0" w:firstLine="770" w:firstLineChars="275"/>
+        <w:jc w:val="both"/>
         <w:textAlignment w:val="auto"/>
         <w:rPr>
           <w:rFonts w:hint="default" w:ascii="Times New Roman" w:hAnsi="Times New Roman" w:cs="Times New Roman"/>
@@ -5083,14 +5167,6 @@
       </w:tblGrid>
       <w:tr>
         <w:tblPrEx>
-          <w:tblBorders>
-            <w:top w:val="single" w:color="000000" w:sz="6" w:space="0"/>
-            <w:left w:val="single" w:color="000000" w:sz="6" w:space="0"/>
-            <w:bottom w:val="single" w:color="000000" w:sz="6" w:space="0"/>
-            <w:right w:val="single" w:color="000000" w:sz="6" w:space="0"/>
-            <w:insideH w:val="single" w:color="000000" w:sz="6" w:space="0"/>
-            <w:insideV w:val="single" w:color="000000" w:sz="6" w:space="0"/>
-          </w:tblBorders>
           <w:tblCellMar>
             <w:top w:w="100" w:type="dxa"/>
             <w:left w:w="100" w:type="dxa"/>
@@ -6064,6 +6140,7 @@
         <w:snapToGrid/>
         <w:spacing w:line="360" w:lineRule="auto"/>
         <w:ind w:left="0" w:leftChars="0" w:firstLine="770" w:firstLineChars="275"/>
+        <w:jc w:val="both"/>
         <w:textAlignment w:val="auto"/>
         <w:rPr>
           <w:rFonts w:hint="default" w:ascii="Times New Roman" w:hAnsi="Times New Roman" w:cs="Times New Roman"/>
@@ -7120,6 +7197,7 @@
         <w:snapToGrid/>
         <w:spacing w:line="360" w:lineRule="auto"/>
         <w:ind w:left="0" w:leftChars="0" w:firstLine="770" w:firstLineChars="275"/>
+        <w:jc w:val="both"/>
         <w:textAlignment w:val="auto"/>
         <w:rPr>
           <w:rFonts w:hint="default" w:ascii="Times New Roman" w:hAnsi="Times New Roman" w:cs="Times New Roman"/>
@@ -7207,14 +7285,6 @@
       </w:tblGrid>
       <w:tr>
         <w:tblPrEx>
-          <w:tblBorders>
-            <w:top w:val="single" w:color="000000" w:sz="6" w:space="0"/>
-            <w:left w:val="single" w:color="000000" w:sz="6" w:space="0"/>
-            <w:bottom w:val="single" w:color="000000" w:sz="6" w:space="0"/>
-            <w:right w:val="single" w:color="000000" w:sz="6" w:space="0"/>
-            <w:insideH w:val="single" w:color="000000" w:sz="6" w:space="0"/>
-            <w:insideV w:val="single" w:color="000000" w:sz="6" w:space="0"/>
-          </w:tblBorders>
           <w:tblCellMar>
             <w:top w:w="100" w:type="dxa"/>
             <w:left w:w="100" w:type="dxa"/>
@@ -7996,6 +8066,7 @@
         <w:snapToGrid/>
         <w:spacing w:line="360" w:lineRule="auto"/>
         <w:ind w:left="0" w:leftChars="0" w:firstLine="770" w:firstLineChars="275"/>
+        <w:jc w:val="both"/>
         <w:textAlignment w:val="auto"/>
         <w:rPr>
           <w:rFonts w:hint="default" w:ascii="Times New Roman" w:hAnsi="Times New Roman" w:cs="Times New Roman"/>
@@ -9052,6 +9123,7 @@
         <w:snapToGrid/>
         <w:spacing w:line="360" w:lineRule="auto"/>
         <w:ind w:left="0" w:leftChars="0" w:firstLine="770" w:firstLineChars="275"/>
+        <w:jc w:val="both"/>
         <w:textAlignment w:val="auto"/>
         <w:rPr>
           <w:rFonts w:hint="default" w:ascii="Times New Roman" w:hAnsi="Times New Roman" w:cs="Times New Roman"/>
@@ -9317,6 +9389,7 @@
         <w:snapToGrid/>
         <w:spacing w:line="360" w:lineRule="auto"/>
         <w:ind w:left="0" w:leftChars="0" w:firstLine="770" w:firstLineChars="275"/>
+        <w:jc w:val="both"/>
         <w:textAlignment w:val="auto"/>
         <w:rPr>
           <w:rFonts w:hint="default" w:ascii="Times New Roman" w:hAnsi="Times New Roman" w:cs="Times New Roman"/>
@@ -9359,6 +9432,7 @@
         <w:snapToGrid/>
         <w:spacing w:line="360" w:lineRule="auto"/>
         <w:ind w:left="0" w:leftChars="0" w:firstLine="770" w:firstLineChars="275"/>
+        <w:jc w:val="both"/>
         <w:textAlignment w:val="auto"/>
         <w:rPr>
           <w:rFonts w:hint="default" w:ascii="Times New Roman" w:hAnsi="Times New Roman" w:cs="Times New Roman"/>
@@ -9401,6 +9475,7 @@
         <w:snapToGrid/>
         <w:spacing w:line="360" w:lineRule="auto"/>
         <w:ind w:left="0" w:leftChars="0" w:firstLine="770" w:firstLineChars="275"/>
+        <w:jc w:val="both"/>
         <w:textAlignment w:val="auto"/>
         <w:rPr>
           <w:rFonts w:hint="default" w:ascii="Times New Roman" w:hAnsi="Times New Roman" w:cs="Times New Roman"/>
@@ -9443,6 +9518,7 @@
         <w:snapToGrid/>
         <w:spacing w:line="360" w:lineRule="auto"/>
         <w:ind w:left="0" w:leftChars="0" w:firstLine="770" w:firstLineChars="275"/>
+        <w:jc w:val="both"/>
         <w:textAlignment w:val="auto"/>
         <w:rPr>
           <w:rFonts w:hint="default" w:ascii="Times New Roman" w:hAnsi="Times New Roman" w:cs="Times New Roman"/>
@@ -9504,6 +9580,7 @@
         <w:snapToGrid/>
         <w:spacing w:line="360" w:lineRule="auto"/>
         <w:ind w:left="0" w:leftChars="0" w:firstLine="770" w:firstLineChars="275"/>
+        <w:jc w:val="both"/>
         <w:textAlignment w:val="auto"/>
         <w:rPr>
           <w:rFonts w:hint="default" w:ascii="Times New Roman" w:hAnsi="Times New Roman" w:cs="Times New Roman"/>
@@ -9698,6 +9775,7 @@
         <w:snapToGrid/>
         <w:spacing w:line="360" w:lineRule="auto"/>
         <w:ind w:left="0" w:leftChars="0" w:firstLine="770" w:firstLineChars="275"/>
+        <w:jc w:val="both"/>
         <w:textAlignment w:val="auto"/>
         <w:rPr>
           <w:rFonts w:hint="default" w:ascii="Times New Roman" w:hAnsi="Times New Roman" w:cs="Times New Roman"/>
@@ -9740,6 +9818,7 @@
         <w:snapToGrid/>
         <w:spacing w:line="360" w:lineRule="auto"/>
         <w:ind w:left="0" w:leftChars="0" w:firstLine="770" w:firstLineChars="275"/>
+        <w:jc w:val="both"/>
         <w:textAlignment w:val="auto"/>
         <w:rPr>
           <w:rFonts w:hint="default" w:ascii="Times New Roman" w:hAnsi="Times New Roman" w:cs="Times New Roman"/>
@@ -9782,6 +9861,7 @@
         <w:snapToGrid/>
         <w:spacing w:line="360" w:lineRule="auto"/>
         <w:ind w:left="0" w:leftChars="0" w:firstLine="770" w:firstLineChars="275"/>
+        <w:jc w:val="both"/>
         <w:textAlignment w:val="auto"/>
         <w:rPr>
           <w:rFonts w:hint="default" w:ascii="Times New Roman" w:hAnsi="Times New Roman" w:cs="Times New Roman"/>
@@ -9804,6 +9884,7 @@
         <w:pStyle w:val="4"/>
         <w:bidi w:val="0"/>
         <w:ind w:left="0" w:leftChars="0" w:firstLine="770" w:firstLineChars="275"/>
+        <w:jc w:val="both"/>
         <w:rPr>
           <w:rFonts w:hint="default" w:ascii="Times New Roman" w:hAnsi="Times New Roman" w:cs="Times New Roman"/>
         </w:rPr>
@@ -9843,6 +9924,7 @@
         <w:snapToGrid/>
         <w:spacing w:line="360" w:lineRule="auto"/>
         <w:ind w:left="0" w:leftChars="0" w:firstLine="770" w:firstLineChars="275"/>
+        <w:jc w:val="both"/>
         <w:textAlignment w:val="auto"/>
         <w:rPr>
           <w:rFonts w:hint="default" w:ascii="Times New Roman" w:hAnsi="Times New Roman" w:cs="Times New Roman"/>
@@ -10037,6 +10119,7 @@
         <w:snapToGrid/>
         <w:spacing w:line="360" w:lineRule="auto"/>
         <w:ind w:left="0" w:leftChars="0" w:firstLine="770" w:firstLineChars="275"/>
+        <w:jc w:val="both"/>
         <w:textAlignment w:val="auto"/>
         <w:rPr>
           <w:rFonts w:hint="default" w:ascii="Times New Roman" w:hAnsi="Times New Roman" w:cs="Times New Roman"/>
@@ -10059,6 +10142,7 @@
         <w:pStyle w:val="4"/>
         <w:bidi w:val="0"/>
         <w:ind w:left="0" w:leftChars="0" w:firstLine="770" w:firstLineChars="275"/>
+        <w:jc w:val="both"/>
         <w:rPr>
           <w:rFonts w:hint="default" w:ascii="Times New Roman" w:hAnsi="Times New Roman" w:cs="Times New Roman"/>
         </w:rPr>
@@ -10098,6 +10182,7 @@
         <w:snapToGrid/>
         <w:spacing w:line="360" w:lineRule="auto"/>
         <w:ind w:left="0" w:leftChars="0" w:firstLine="770" w:firstLineChars="275"/>
+        <w:jc w:val="both"/>
         <w:textAlignment w:val="auto"/>
         <w:rPr>
           <w:rFonts w:hint="default" w:ascii="Times New Roman" w:hAnsi="Times New Roman" w:cs="Times New Roman"/>
@@ -10292,6 +10377,7 @@
         <w:snapToGrid/>
         <w:spacing w:line="360" w:lineRule="auto"/>
         <w:ind w:left="0" w:leftChars="0" w:firstLine="770" w:firstLineChars="275"/>
+        <w:jc w:val="both"/>
         <w:textAlignment w:val="auto"/>
         <w:rPr>
           <w:rFonts w:hint="default" w:ascii="Times New Roman" w:hAnsi="Times New Roman" w:cs="Times New Roman"/>
@@ -10314,6 +10400,7 @@
         <w:pStyle w:val="4"/>
         <w:bidi w:val="0"/>
         <w:ind w:left="0" w:leftChars="0" w:firstLine="770" w:firstLineChars="275"/>
+        <w:jc w:val="both"/>
         <w:rPr>
           <w:rFonts w:hint="default" w:ascii="Times New Roman" w:hAnsi="Times New Roman" w:cs="Times New Roman"/>
         </w:rPr>
@@ -10353,6 +10440,7 @@
         <w:snapToGrid/>
         <w:spacing w:line="360" w:lineRule="auto"/>
         <w:ind w:left="0" w:leftChars="0" w:firstLine="770" w:firstLineChars="275"/>
+        <w:jc w:val="both"/>
         <w:textAlignment w:val="auto"/>
         <w:rPr>
           <w:rFonts w:hint="default" w:ascii="Times New Roman" w:hAnsi="Times New Roman" w:cs="Times New Roman"/>
@@ -10395,6 +10483,7 @@
         <w:snapToGrid/>
         <w:spacing w:line="360" w:lineRule="auto"/>
         <w:ind w:left="0" w:leftChars="0" w:firstLine="770" w:firstLineChars="275"/>
+        <w:jc w:val="both"/>
         <w:textAlignment w:val="auto"/>
         <w:rPr>
           <w:rFonts w:hint="default" w:ascii="Times New Roman" w:hAnsi="Times New Roman" w:cs="Times New Roman"/>
@@ -10547,6 +10636,7 @@
         <w:snapToGrid/>
         <w:spacing w:line="360" w:lineRule="auto"/>
         <w:ind w:left="0" w:leftChars="0" w:firstLine="770" w:firstLineChars="275"/>
+        <w:jc w:val="both"/>
         <w:textAlignment w:val="auto"/>
         <w:rPr>
           <w:rFonts w:hint="default" w:ascii="Times New Roman" w:hAnsi="Times New Roman" w:cs="Times New Roman"/>
@@ -10569,6 +10659,7 @@
         <w:pStyle w:val="4"/>
         <w:bidi w:val="0"/>
         <w:ind w:left="0" w:leftChars="0" w:firstLine="770" w:firstLineChars="275"/>
+        <w:jc w:val="both"/>
         <w:rPr>
           <w:rFonts w:hint="default" w:ascii="Times New Roman" w:hAnsi="Times New Roman" w:cs="Times New Roman"/>
         </w:rPr>
@@ -10608,6 +10699,7 @@
         <w:snapToGrid/>
         <w:spacing w:line="360" w:lineRule="auto"/>
         <w:ind w:left="0" w:leftChars="0" w:firstLine="770" w:firstLineChars="275"/>
+        <w:jc w:val="both"/>
         <w:textAlignment w:val="auto"/>
         <w:rPr>
           <w:rFonts w:hint="default" w:ascii="Times New Roman" w:hAnsi="Times New Roman" w:cs="Times New Roman"/>
@@ -10782,6 +10874,7 @@
         <w:pStyle w:val="4"/>
         <w:bidi w:val="0"/>
         <w:ind w:left="0" w:leftChars="0" w:firstLine="770" w:firstLineChars="275"/>
+        <w:jc w:val="both"/>
         <w:rPr>
           <w:rFonts w:hint="default" w:ascii="Times New Roman" w:hAnsi="Times New Roman" w:cs="Times New Roman"/>
         </w:rPr>
@@ -10821,6 +10914,7 @@
         <w:snapToGrid/>
         <w:spacing w:line="360" w:lineRule="auto"/>
         <w:ind w:left="0" w:leftChars="0" w:firstLine="770" w:firstLineChars="275"/>
+        <w:jc w:val="both"/>
         <w:textAlignment w:val="auto"/>
         <w:rPr>
           <w:rFonts w:hint="default" w:ascii="Times New Roman" w:hAnsi="Times New Roman" w:cs="Times New Roman"/>
@@ -11015,6 +11109,7 @@
         <w:snapToGrid/>
         <w:spacing w:line="360" w:lineRule="auto"/>
         <w:ind w:left="0" w:leftChars="0" w:firstLine="770" w:firstLineChars="275"/>
+        <w:jc w:val="both"/>
         <w:textAlignment w:val="auto"/>
         <w:rPr>
           <w:rFonts w:hint="default" w:ascii="Times New Roman" w:hAnsi="Times New Roman" w:cs="Times New Roman"/>
@@ -11080,6 +11175,7 @@
         <w:snapToGrid/>
         <w:spacing w:line="360" w:lineRule="auto"/>
         <w:ind w:left="0" w:leftChars="0" w:firstLine="770" w:firstLineChars="275"/>
+        <w:jc w:val="both"/>
         <w:textAlignment w:val="auto"/>
         <w:rPr>
           <w:rFonts w:hint="default" w:ascii="Times New Roman" w:hAnsi="Times New Roman" w:cs="Times New Roman"/>
@@ -11126,6 +11222,7 @@
         <w:snapToGrid/>
         <w:spacing w:line="360" w:lineRule="auto"/>
         <w:ind w:left="0" w:leftChars="0" w:firstLine="770" w:firstLineChars="275"/>
+        <w:jc w:val="both"/>
         <w:textAlignment w:val="auto"/>
         <w:rPr>
           <w:rFonts w:hint="default" w:ascii="Times New Roman" w:hAnsi="Times New Roman" w:cs="Times New Roman"/>
@@ -11172,6 +11269,7 @@
         <w:snapToGrid/>
         <w:spacing w:line="360" w:lineRule="auto"/>
         <w:ind w:left="0" w:leftChars="0" w:firstLine="770" w:firstLineChars="275"/>
+        <w:jc w:val="both"/>
         <w:textAlignment w:val="auto"/>
         <w:rPr>
           <w:rFonts w:hint="default" w:ascii="Times New Roman" w:hAnsi="Times New Roman" w:cs="Times New Roman"/>
@@ -11218,6 +11316,7 @@
         <w:snapToGrid/>
         <w:spacing w:line="360" w:lineRule="auto"/>
         <w:ind w:left="0" w:leftChars="0" w:firstLine="770" w:firstLineChars="275"/>
+        <w:jc w:val="both"/>
         <w:textAlignment w:val="auto"/>
         <w:rPr>
           <w:rFonts w:hint="default" w:ascii="Times New Roman" w:hAnsi="Times New Roman" w:cs="Times New Roman"/>
@@ -11264,6 +11363,7 @@
         <w:snapToGrid/>
         <w:spacing w:line="360" w:lineRule="auto"/>
         <w:ind w:left="0" w:leftChars="0" w:firstLine="770" w:firstLineChars="275"/>
+        <w:jc w:val="both"/>
         <w:textAlignment w:val="auto"/>
         <w:rPr>
           <w:rFonts w:hint="default" w:ascii="Times New Roman" w:hAnsi="Times New Roman" w:cs="Times New Roman"/>
@@ -11310,6 +11410,7 @@
         <w:snapToGrid/>
         <w:spacing w:line="360" w:lineRule="auto"/>
         <w:ind w:left="0" w:leftChars="0" w:firstLine="770" w:firstLineChars="275"/>
+        <w:jc w:val="both"/>
         <w:textAlignment w:val="auto"/>
         <w:rPr>
           <w:rFonts w:hint="default" w:ascii="Times New Roman" w:hAnsi="Times New Roman" w:cs="Times New Roman"/>
@@ -11356,6 +11457,7 @@
         <w:snapToGrid/>
         <w:spacing w:line="360" w:lineRule="auto"/>
         <w:ind w:left="0" w:leftChars="0" w:firstLine="770" w:firstLineChars="275"/>
+        <w:jc w:val="both"/>
         <w:textAlignment w:val="auto"/>
         <w:rPr>
           <w:rFonts w:hint="default" w:ascii="Times New Roman" w:hAnsi="Times New Roman" w:cs="Times New Roman"/>
@@ -11402,6 +11504,7 @@
         <w:snapToGrid/>
         <w:spacing w:line="360" w:lineRule="auto"/>
         <w:ind w:left="0" w:leftChars="0" w:firstLine="770" w:firstLineChars="275"/>
+        <w:jc w:val="both"/>
         <w:textAlignment w:val="auto"/>
         <w:rPr>
           <w:rFonts w:hint="default" w:ascii="Times New Roman" w:hAnsi="Times New Roman" w:cs="Times New Roman"/>
@@ -11448,6 +11551,7 @@
         <w:snapToGrid/>
         <w:spacing w:line="360" w:lineRule="auto"/>
         <w:ind w:left="0" w:leftChars="0" w:firstLine="770" w:firstLineChars="275"/>
+        <w:jc w:val="both"/>
         <w:textAlignment w:val="auto"/>
         <w:rPr>
           <w:rFonts w:hint="default" w:ascii="Times New Roman" w:hAnsi="Times New Roman" w:cs="Times New Roman"/>
@@ -11494,6 +11598,7 @@
         <w:snapToGrid/>
         <w:spacing w:line="360" w:lineRule="auto"/>
         <w:ind w:left="0" w:leftChars="0" w:firstLine="770" w:firstLineChars="275"/>
+        <w:jc w:val="both"/>
         <w:textAlignment w:val="auto"/>
         <w:rPr>
           <w:rFonts w:hint="default" w:ascii="Times New Roman" w:hAnsi="Times New Roman" w:cs="Times New Roman"/>
@@ -11540,6 +11645,7 @@
         <w:snapToGrid/>
         <w:spacing w:line="360" w:lineRule="auto"/>
         <w:ind w:left="0" w:leftChars="0" w:firstLine="770" w:firstLineChars="275"/>
+        <w:jc w:val="both"/>
         <w:textAlignment w:val="auto"/>
         <w:rPr>
           <w:rFonts w:hint="default" w:ascii="Times New Roman" w:hAnsi="Times New Roman" w:cs="Times New Roman"/>
@@ -11586,6 +11692,7 @@
         <w:snapToGrid/>
         <w:spacing w:line="360" w:lineRule="auto"/>
         <w:ind w:left="0" w:leftChars="0" w:firstLine="770" w:firstLineChars="275"/>
+        <w:jc w:val="both"/>
         <w:textAlignment w:val="auto"/>
         <w:rPr>
           <w:rFonts w:hint="default" w:ascii="Times New Roman" w:hAnsi="Times New Roman" w:cs="Times New Roman"/>
@@ -11632,6 +11739,7 @@
         <w:snapToGrid/>
         <w:spacing w:line="360" w:lineRule="auto"/>
         <w:ind w:left="0" w:leftChars="0" w:firstLine="770" w:firstLineChars="275"/>
+        <w:jc w:val="both"/>
         <w:textAlignment w:val="auto"/>
         <w:rPr>
           <w:rFonts w:hint="default" w:ascii="Times New Roman" w:hAnsi="Times New Roman" w:cs="Times New Roman"/>
@@ -11678,6 +11786,7 @@
         <w:snapToGrid/>
         <w:spacing w:line="360" w:lineRule="auto"/>
         <w:ind w:left="0" w:leftChars="0" w:firstLine="770" w:firstLineChars="275"/>
+        <w:jc w:val="both"/>
         <w:textAlignment w:val="auto"/>
         <w:rPr>
           <w:rFonts w:hint="default" w:ascii="Times New Roman" w:hAnsi="Times New Roman" w:cs="Times New Roman"/>
@@ -11748,6 +11857,7 @@
         <w:snapToGrid/>
         <w:spacing w:line="360" w:lineRule="auto"/>
         <w:ind w:left="0" w:leftChars="0" w:firstLine="770" w:firstLineChars="275"/>
+        <w:jc w:val="both"/>
         <w:textAlignment w:val="auto"/>
         <w:rPr>
           <w:rFonts w:hint="default" w:ascii="Times New Roman" w:hAnsi="Times New Roman" w:cs="Times New Roman"/>
@@ -11790,6 +11900,7 @@
         <w:snapToGrid/>
         <w:spacing w:line="360" w:lineRule="auto"/>
         <w:ind w:left="0" w:leftChars="0" w:firstLine="770" w:firstLineChars="275"/>
+        <w:jc w:val="both"/>
         <w:textAlignment w:val="auto"/>
         <w:rPr>
           <w:rFonts w:hint="default" w:ascii="Times New Roman" w:hAnsi="Times New Roman" w:cs="Times New Roman"/>
@@ -11832,6 +11943,7 @@
         <w:snapToGrid/>
         <w:spacing w:line="360" w:lineRule="auto"/>
         <w:ind w:left="0" w:leftChars="0" w:firstLine="770" w:firstLineChars="275"/>
+        <w:jc w:val="both"/>
         <w:textAlignment w:val="auto"/>
         <w:rPr>
           <w:rFonts w:hint="default" w:ascii="Times New Roman" w:hAnsi="Times New Roman" w:cs="Times New Roman"/>
@@ -11874,6 +11986,7 @@
         <w:snapToGrid/>
         <w:spacing w:line="360" w:lineRule="auto"/>
         <w:ind w:left="0" w:leftChars="0" w:firstLine="770" w:firstLineChars="275"/>
+        <w:jc w:val="both"/>
         <w:textAlignment w:val="auto"/>
         <w:rPr>
           <w:rFonts w:hint="default" w:ascii="Times New Roman" w:hAnsi="Times New Roman" w:cs="Times New Roman"/>
@@ -11916,6 +12029,7 @@
         <w:snapToGrid/>
         <w:spacing w:line="360" w:lineRule="auto"/>
         <w:ind w:left="0" w:leftChars="0" w:firstLine="770" w:firstLineChars="275"/>
+        <w:jc w:val="both"/>
         <w:textAlignment w:val="auto"/>
         <w:rPr>
           <w:rFonts w:hint="default" w:ascii="Times New Roman" w:hAnsi="Times New Roman" w:cs="Times New Roman"/>
@@ -11958,6 +12072,7 @@
         <w:snapToGrid/>
         <w:spacing w:line="360" w:lineRule="auto"/>
         <w:ind w:left="0" w:leftChars="0" w:firstLine="770" w:firstLineChars="275"/>
+        <w:jc w:val="both"/>
         <w:textAlignment w:val="auto"/>
         <w:rPr>
           <w:rFonts w:hint="default" w:ascii="Times New Roman" w:hAnsi="Times New Roman" w:cs="Times New Roman"/>
@@ -12000,6 +12115,7 @@
         <w:snapToGrid/>
         <w:spacing w:line="360" w:lineRule="auto"/>
         <w:ind w:left="0" w:leftChars="0" w:firstLine="770" w:firstLineChars="275"/>
+        <w:jc w:val="both"/>
         <w:textAlignment w:val="auto"/>
         <w:rPr>
           <w:rFonts w:hint="default" w:ascii="Times New Roman" w:hAnsi="Times New Roman" w:cs="Times New Roman"/>
@@ -12064,6 +12180,7 @@
         </w:pBdr>
         <w:shd w:val="clear" w:fill="auto"/>
         <w:ind w:left="0" w:leftChars="0" w:firstLine="770" w:firstLineChars="275"/>
+        <w:jc w:val="both"/>
         <w:rPr>
           <w:rFonts w:hint="default" w:ascii="Times New Roman" w:hAnsi="Times New Roman" w:cs="Times New Roman"/>
           <w:sz w:val="28"/>
@@ -12091,6 +12208,7 @@
         </w:pBdr>
         <w:shd w:val="clear" w:fill="auto"/>
         <w:ind w:left="0" w:leftChars="0" w:firstLine="770" w:firstLineChars="275"/>
+        <w:jc w:val="both"/>
         <w:rPr>
           <w:rFonts w:hint="default" w:ascii="Times New Roman" w:hAnsi="Times New Roman" w:cs="Times New Roman"/>
           <w:sz w:val="28"/>
@@ -12118,6 +12236,7 @@
         </w:pBdr>
         <w:shd w:val="clear" w:fill="auto"/>
         <w:ind w:left="0" w:leftChars="0" w:firstLine="770" w:firstLineChars="275"/>
+        <w:jc w:val="both"/>
         <w:rPr>
           <w:rFonts w:hint="default" w:ascii="Times New Roman" w:hAnsi="Times New Roman" w:cs="Times New Roman"/>
           <w:sz w:val="28"/>
@@ -12145,6 +12264,7 @@
         </w:pBdr>
         <w:shd w:val="clear" w:fill="auto"/>
         <w:ind w:left="0" w:leftChars="0" w:firstLine="770" w:firstLineChars="275"/>
+        <w:jc w:val="both"/>
         <w:rPr>
           <w:rFonts w:hint="default" w:ascii="Times New Roman" w:hAnsi="Times New Roman" w:cs="Times New Roman"/>
           <w:sz w:val="28"/>
@@ -12172,6 +12292,7 @@
         </w:pBdr>
         <w:shd w:val="clear" w:fill="auto"/>
         <w:ind w:left="0" w:leftChars="0" w:firstLine="770" w:firstLineChars="275"/>
+        <w:jc w:val="both"/>
         <w:rPr>
           <w:rFonts w:hint="default" w:ascii="Times New Roman" w:hAnsi="Times New Roman" w:cs="Times New Roman"/>
           <w:sz w:val="28"/>
@@ -12199,6 +12320,7 @@
         </w:pBdr>
         <w:shd w:val="clear" w:fill="auto"/>
         <w:ind w:left="0" w:leftChars="0" w:firstLine="770" w:firstLineChars="275"/>
+        <w:jc w:val="both"/>
         <w:rPr>
           <w:rFonts w:hint="default" w:ascii="Times New Roman" w:hAnsi="Times New Roman" w:cs="Times New Roman"/>
           <w:sz w:val="28"/>
@@ -12226,6 +12348,7 @@
         </w:pBdr>
         <w:shd w:val="clear" w:fill="auto"/>
         <w:ind w:left="0" w:leftChars="0" w:firstLine="770" w:firstLineChars="275"/>
+        <w:jc w:val="both"/>
         <w:rPr>
           <w:rFonts w:hint="default" w:ascii="Times New Roman" w:hAnsi="Times New Roman" w:cs="Times New Roman"/>
           <w:sz w:val="28"/>
@@ -12254,6 +12377,7 @@
         <w:shd w:val="clear" w:fill="auto"/>
         <w:spacing w:after="225"/>
         <w:ind w:left="0" w:leftChars="0" w:firstLine="770" w:firstLineChars="275"/>
+        <w:jc w:val="both"/>
         <w:rPr>
           <w:rFonts w:hint="default" w:ascii="Times New Roman" w:hAnsi="Times New Roman" w:cs="Times New Roman"/>
           <w:sz w:val="28"/>
@@ -12267,7 +12391,18 @@
           <w:szCs w:val="28"/>
           <w:rtl w:val="0"/>
         </w:rPr>
-        <w:t>8. LiveCharts2 Documentation. Построение графиков и диаграмм для .NET. — [Электронный ресурс]. — URL: https://livecharts.dev/ (дата обращения: 25.04.2026).</w:t>
+        <w:t xml:space="preserve">8. LiveCharts2 Documentation. Построение графиков и диаграмм для .NET. </w:t>
+      </w:r>
+      <w:bookmarkStart w:id="21" w:name="_GoBack"/>
+      <w:bookmarkEnd w:id="21"/>
+      <w:r>
+        <w:rPr>
+          <w:rFonts w:hint="default" w:ascii="Times New Roman" w:hAnsi="Times New Roman" w:cs="Times New Roman"/>
+          <w:sz w:val="28"/>
+          <w:szCs w:val="28"/>
+          <w:rtl w:val="0"/>
+        </w:rPr>
+        <w:t>— [Электронный ресурс]. — URL: https://livecharts.dev/ (дата обращения: 25.04.2026).</w:t>
       </w:r>
     </w:p>
     <w:p>
@@ -21386,7 +21521,7 @@
     <w:lsdException w:qFormat="1" w:unhideWhenUsed="0" w:uiPriority="0" w:semiHidden="0" w:name="heading 3"/>
     <w:lsdException w:qFormat="1" w:unhideWhenUsed="0" w:uiPriority="0" w:semiHidden="0" w:name="heading 4"/>
     <w:lsdException w:qFormat="1" w:unhideWhenUsed="0" w:uiPriority="0" w:semiHidden="0" w:name="heading 5"/>
-    <w:lsdException w:unhideWhenUsed="0" w:uiPriority="0" w:semiHidden="0" w:name="heading 6"/>
+    <w:lsdException w:qFormat="1" w:unhideWhenUsed="0" w:uiPriority="0" w:semiHidden="0" w:name="heading 6"/>
     <w:lsdException w:qFormat="1" w:uiPriority="0" w:name="heading 7"/>
     <w:lsdException w:qFormat="1" w:uiPriority="0" w:name="heading 8"/>
     <w:lsdException w:qFormat="1" w:uiPriority="0" w:name="heading 9"/>
@@ -21399,9 +21534,9 @@
     <w:lsdException w:unhideWhenUsed="0" w:uiPriority="0" w:semiHidden="0" w:name="index 7"/>
     <w:lsdException w:unhideWhenUsed="0" w:uiPriority="0" w:semiHidden="0" w:name="index 8"/>
     <w:lsdException w:unhideWhenUsed="0" w:uiPriority="0" w:semiHidden="0" w:name="index 9"/>
-    <w:lsdException w:unhideWhenUsed="0" w:uiPriority="0" w:semiHidden="0" w:name="toc 1"/>
-    <w:lsdException w:unhideWhenUsed="0" w:uiPriority="0" w:semiHidden="0" w:name="toc 2"/>
-    <w:lsdException w:unhideWhenUsed="0" w:uiPriority="0" w:semiHidden="0" w:name="toc 3"/>
+    <w:lsdException w:qFormat="1" w:unhideWhenUsed="0" w:uiPriority="0" w:semiHidden="0" w:name="toc 1"/>
+    <w:lsdException w:qFormat="1" w:unhideWhenUsed="0" w:uiPriority="0" w:semiHidden="0" w:name="toc 2"/>
+    <w:lsdException w:qFormat="1" w:unhideWhenUsed="0" w:uiPriority="0" w:semiHidden="0" w:name="toc 3"/>
     <w:lsdException w:unhideWhenUsed="0" w:uiPriority="0" w:semiHidden="0" w:name="toc 4"/>
     <w:lsdException w:unhideWhenUsed="0" w:uiPriority="0" w:semiHidden="0" w:name="toc 5"/>
     <w:lsdException w:unhideWhenUsed="0" w:uiPriority="0" w:semiHidden="0" w:name="toc 6"/>
@@ -21445,7 +21580,7 @@
     <w:lsdException w:qFormat="1" w:unhideWhenUsed="0" w:uiPriority="0" w:semiHidden="0" w:name="Title"/>
     <w:lsdException w:unhideWhenUsed="0" w:uiPriority="0" w:semiHidden="0" w:name="Closing"/>
     <w:lsdException w:unhideWhenUsed="0" w:uiPriority="0" w:semiHidden="0" w:name="Signature"/>
-    <w:lsdException w:unhideWhenUsed="0" w:uiPriority="0" w:name="Default Paragraph Font"/>
+    <w:lsdException w:qFormat="1" w:unhideWhenUsed="0" w:uiPriority="0" w:name="Default Paragraph Font"/>
     <w:lsdException w:qFormat="1" w:uiPriority="1" w:semiHidden="0" w:name="Body Text"/>
     <w:lsdException w:unhideWhenUsed="0" w:uiPriority="0" w:semiHidden="0" w:name="Body Text Indent"/>
     <w:lsdException w:unhideWhenUsed="0" w:uiPriority="0" w:semiHidden="0" w:name="List Continue"/>
@@ -21483,7 +21618,7 @@
     <w:lsdException w:unhideWhenUsed="0" w:uiPriority="0" w:semiHidden="0" w:name="HTML Sample"/>
     <w:lsdException w:unhideWhenUsed="0" w:uiPriority="0" w:semiHidden="0" w:name="HTML Typewriter"/>
     <w:lsdException w:unhideWhenUsed="0" w:uiPriority="0" w:semiHidden="0" w:name="HTML Variable"/>
-    <w:lsdException w:unhideWhenUsed="0" w:uiPriority="0" w:name="Normal Table"/>
+    <w:lsdException w:qFormat="1" w:unhideWhenUsed="0" w:uiPriority="0" w:name="Normal Table"/>
     <w:lsdException w:unhideWhenUsed="0" w:uiPriority="0" w:semiHidden="0" w:name="annotation subject"/>
     <w:lsdException w:unhideWhenUsed="0" w:uiPriority="0" w:semiHidden="0" w:name="Table Simple 1"/>
     <w:lsdException w:unhideWhenUsed="0" w:uiPriority="0" w:semiHidden="0" w:name="Table Simple 2"/>
@@ -21668,6 +21803,7 @@
     <w:name w:val="heading 6"/>
     <w:basedOn w:val="1"/>
     <w:next w:val="1"/>
+    <w:qFormat/>
     <w:uiPriority w:val="0"/>
     <w:pPr>
       <w:pBdr>
@@ -21690,11 +21826,13 @@
   <w:style w:type="character" w:default="1" w:styleId="8">
     <w:name w:val="Default Paragraph Font"/>
     <w:semiHidden/>
+    <w:qFormat/>
     <w:uiPriority w:val="0"/>
   </w:style>
   <w:style w:type="table" w:default="1" w:styleId="9">
     <w:name w:val="Normal Table"/>
     <w:semiHidden/>
+    <w:qFormat/>
     <w:uiPriority w:val="0"/>
     <w:tblPr>
       <w:tblCellMar>
@@ -21736,12 +21874,14 @@
     <w:name w:val="toc 1"/>
     <w:basedOn w:val="1"/>
     <w:next w:val="1"/>
+    <w:qFormat/>
     <w:uiPriority w:val="0"/>
   </w:style>
   <w:style w:type="paragraph" w:styleId="12">
     <w:name w:val="toc 3"/>
     <w:basedOn w:val="1"/>
     <w:next w:val="1"/>
+    <w:qFormat/>
     <w:uiPriority w:val="0"/>
     <w:pPr>
       <w:ind w:left="840" w:leftChars="400"/>
@@ -21751,6 +21891,7 @@
     <w:name w:val="toc 2"/>
     <w:basedOn w:val="1"/>
     <w:next w:val="1"/>
+    <w:qFormat/>
     <w:uiPriority w:val="0"/>
     <w:pPr>
       <w:ind w:left="420" w:leftChars="200"/>
@@ -21830,6 +21971,7 @@
   <w:style w:type="table" w:customStyle="1" w:styleId="20">
     <w:name w:val="_Style 13"/>
     <w:basedOn w:val="16"/>
+    <w:qFormat/>
     <w:uiPriority w:val="0"/>
   </w:style>
 </w:styles>

--- a/Курсовой проект.docx
+++ b/Курсовой проект.docx
@@ -5167,6 +5167,14 @@
       </w:tblGrid>
       <w:tr>
         <w:tblPrEx>
+          <w:tblBorders>
+            <w:top w:val="single" w:color="000000" w:sz="6" w:space="0"/>
+            <w:left w:val="single" w:color="000000" w:sz="6" w:space="0"/>
+            <w:bottom w:val="single" w:color="000000" w:sz="6" w:space="0"/>
+            <w:right w:val="single" w:color="000000" w:sz="6" w:space="0"/>
+            <w:insideH w:val="single" w:color="000000" w:sz="6" w:space="0"/>
+            <w:insideV w:val="single" w:color="000000" w:sz="6" w:space="0"/>
+          </w:tblBorders>
           <w:tblCellMar>
             <w:top w:w="100" w:type="dxa"/>
             <w:left w:w="100" w:type="dxa"/>
@@ -5212,7 +5220,6 @@
               <w:adjustRightInd/>
               <w:snapToGrid/>
               <w:spacing w:line="360" w:lineRule="auto"/>
-              <w:ind w:left="0" w:leftChars="0" w:firstLine="770" w:firstLineChars="275"/>
               <w:jc w:val="center"/>
               <w:textAlignment w:val="auto"/>
               <w:rPr>
@@ -5269,7 +5276,6 @@
               <w:adjustRightInd/>
               <w:snapToGrid/>
               <w:spacing w:line="360" w:lineRule="auto"/>
-              <w:ind w:left="0" w:leftChars="0" w:firstLine="770" w:firstLineChars="275"/>
               <w:jc w:val="center"/>
               <w:textAlignment w:val="auto"/>
               <w:rPr>
@@ -5326,7 +5332,6 @@
               <w:adjustRightInd/>
               <w:snapToGrid/>
               <w:spacing w:line="360" w:lineRule="auto"/>
-              <w:ind w:left="0" w:leftChars="0" w:firstLine="770" w:firstLineChars="275"/>
               <w:jc w:val="center"/>
               <w:textAlignment w:val="auto"/>
               <w:rPr>
@@ -5401,7 +5406,6 @@
               <w:adjustRightInd/>
               <w:snapToGrid/>
               <w:spacing w:line="360" w:lineRule="auto"/>
-              <w:ind w:left="0" w:leftChars="0" w:firstLine="770" w:firstLineChars="275"/>
               <w:jc w:val="left"/>
               <w:textAlignment w:val="auto"/>
               <w:rPr>
@@ -5456,7 +5460,6 @@
               <w:adjustRightInd/>
               <w:snapToGrid/>
               <w:spacing w:line="360" w:lineRule="auto"/>
-              <w:ind w:left="0" w:leftChars="0" w:firstLine="770" w:firstLineChars="275"/>
               <w:jc w:val="left"/>
               <w:textAlignment w:val="auto"/>
               <w:rPr>
@@ -5511,7 +5514,6 @@
               <w:adjustRightInd/>
               <w:snapToGrid/>
               <w:spacing w:line="360" w:lineRule="auto"/>
-              <w:ind w:left="0" w:leftChars="0" w:firstLine="770" w:firstLineChars="275"/>
               <w:jc w:val="left"/>
               <w:textAlignment w:val="auto"/>
               <w:rPr>
@@ -5584,7 +5586,6 @@
               <w:adjustRightInd/>
               <w:snapToGrid/>
               <w:spacing w:line="360" w:lineRule="auto"/>
-              <w:ind w:left="0" w:leftChars="0" w:firstLine="770" w:firstLineChars="275"/>
               <w:jc w:val="left"/>
               <w:textAlignment w:val="auto"/>
               <w:rPr>
@@ -5639,7 +5640,6 @@
               <w:adjustRightInd/>
               <w:snapToGrid/>
               <w:spacing w:line="360" w:lineRule="auto"/>
-              <w:ind w:left="0" w:leftChars="0" w:firstLine="770" w:firstLineChars="275"/>
               <w:jc w:val="left"/>
               <w:textAlignment w:val="auto"/>
               <w:rPr>
@@ -5694,7 +5694,6 @@
               <w:adjustRightInd/>
               <w:snapToGrid/>
               <w:spacing w:line="360" w:lineRule="auto"/>
-              <w:ind w:left="0" w:leftChars="0" w:firstLine="770" w:firstLineChars="275"/>
               <w:jc w:val="left"/>
               <w:textAlignment w:val="auto"/>
               <w:rPr>
@@ -5767,7 +5766,6 @@
               <w:adjustRightInd/>
               <w:snapToGrid/>
               <w:spacing w:line="360" w:lineRule="auto"/>
-              <w:ind w:left="0" w:leftChars="0" w:firstLine="770" w:firstLineChars="275"/>
               <w:jc w:val="left"/>
               <w:textAlignment w:val="auto"/>
               <w:rPr>
@@ -5822,7 +5820,6 @@
               <w:adjustRightInd/>
               <w:snapToGrid/>
               <w:spacing w:line="360" w:lineRule="auto"/>
-              <w:ind w:left="0" w:leftChars="0" w:firstLine="770" w:firstLineChars="275"/>
               <w:jc w:val="left"/>
               <w:textAlignment w:val="auto"/>
               <w:rPr>
@@ -5877,7 +5874,6 @@
               <w:adjustRightInd/>
               <w:snapToGrid/>
               <w:spacing w:line="360" w:lineRule="auto"/>
-              <w:ind w:left="0" w:leftChars="0" w:firstLine="770" w:firstLineChars="275"/>
               <w:jc w:val="left"/>
               <w:textAlignment w:val="auto"/>
               <w:rPr>
@@ -5950,7 +5946,6 @@
               <w:adjustRightInd/>
               <w:snapToGrid/>
               <w:spacing w:line="360" w:lineRule="auto"/>
-              <w:ind w:left="0" w:leftChars="0" w:firstLine="770" w:firstLineChars="275"/>
               <w:jc w:val="left"/>
               <w:textAlignment w:val="auto"/>
               <w:rPr>
@@ -6005,7 +6000,6 @@
               <w:adjustRightInd/>
               <w:snapToGrid/>
               <w:spacing w:line="360" w:lineRule="auto"/>
-              <w:ind w:left="0" w:leftChars="0" w:firstLine="770" w:firstLineChars="275"/>
               <w:jc w:val="left"/>
               <w:textAlignment w:val="auto"/>
               <w:rPr>
@@ -6060,7 +6054,6 @@
               <w:adjustRightInd/>
               <w:snapToGrid/>
               <w:spacing w:line="360" w:lineRule="auto"/>
-              <w:ind w:left="0" w:leftChars="0" w:firstLine="770" w:firstLineChars="275"/>
               <w:jc w:val="left"/>
               <w:textAlignment w:val="auto"/>
               <w:rPr>
@@ -6281,7 +6274,6 @@
               <w:adjustRightInd/>
               <w:snapToGrid/>
               <w:spacing w:line="360" w:lineRule="auto"/>
-              <w:ind w:left="0" w:leftChars="0" w:firstLine="770" w:firstLineChars="275"/>
               <w:jc w:val="center"/>
               <w:textAlignment w:val="auto"/>
               <w:rPr>
@@ -6338,7 +6330,6 @@
               <w:adjustRightInd/>
               <w:snapToGrid/>
               <w:spacing w:line="360" w:lineRule="auto"/>
-              <w:ind w:left="0" w:leftChars="0" w:firstLine="770" w:firstLineChars="275"/>
               <w:jc w:val="center"/>
               <w:textAlignment w:val="auto"/>
               <w:rPr>
@@ -6395,7 +6386,6 @@
               <w:adjustRightInd/>
               <w:snapToGrid/>
               <w:spacing w:line="360" w:lineRule="auto"/>
-              <w:ind w:left="0" w:leftChars="0" w:firstLine="770" w:firstLineChars="275"/>
               <w:jc w:val="center"/>
               <w:textAlignment w:val="auto"/>
               <w:rPr>
@@ -6470,7 +6460,6 @@
               <w:adjustRightInd/>
               <w:snapToGrid/>
               <w:spacing w:line="360" w:lineRule="auto"/>
-              <w:ind w:left="0" w:leftChars="0" w:firstLine="770" w:firstLineChars="275"/>
               <w:textAlignment w:val="auto"/>
               <w:rPr>
                 <w:rFonts w:hint="default" w:ascii="Times New Roman" w:hAnsi="Times New Roman" w:cs="Times New Roman"/>
@@ -6524,7 +6513,6 @@
               <w:adjustRightInd/>
               <w:snapToGrid/>
               <w:spacing w:line="360" w:lineRule="auto"/>
-              <w:ind w:left="0" w:leftChars="0" w:firstLine="770" w:firstLineChars="275"/>
               <w:textAlignment w:val="auto"/>
               <w:rPr>
                 <w:rFonts w:hint="default" w:ascii="Times New Roman" w:hAnsi="Times New Roman" w:cs="Times New Roman"/>
@@ -6578,7 +6566,6 @@
               <w:adjustRightInd/>
               <w:snapToGrid/>
               <w:spacing w:line="360" w:lineRule="auto"/>
-              <w:ind w:left="0" w:leftChars="0" w:firstLine="770" w:firstLineChars="275"/>
               <w:textAlignment w:val="auto"/>
               <w:rPr>
                 <w:rFonts w:hint="default" w:ascii="Times New Roman" w:hAnsi="Times New Roman" w:cs="Times New Roman"/>
@@ -6650,7 +6637,6 @@
               <w:adjustRightInd/>
               <w:snapToGrid/>
               <w:spacing w:line="360" w:lineRule="auto"/>
-              <w:ind w:left="0" w:leftChars="0" w:firstLine="770" w:firstLineChars="275"/>
               <w:textAlignment w:val="auto"/>
               <w:rPr>
                 <w:rFonts w:hint="default" w:ascii="Times New Roman" w:hAnsi="Times New Roman" w:cs="Times New Roman"/>
@@ -6704,7 +6690,6 @@
               <w:adjustRightInd/>
               <w:snapToGrid/>
               <w:spacing w:line="360" w:lineRule="auto"/>
-              <w:ind w:left="0" w:leftChars="0" w:firstLine="770" w:firstLineChars="275"/>
               <w:textAlignment w:val="auto"/>
               <w:rPr>
                 <w:rFonts w:hint="default" w:ascii="Times New Roman" w:hAnsi="Times New Roman" w:cs="Times New Roman"/>
@@ -6758,7 +6743,6 @@
               <w:adjustRightInd/>
               <w:snapToGrid/>
               <w:spacing w:line="360" w:lineRule="auto"/>
-              <w:ind w:left="0" w:leftChars="0" w:firstLine="770" w:firstLineChars="275"/>
               <w:textAlignment w:val="auto"/>
               <w:rPr>
                 <w:rFonts w:hint="default" w:ascii="Times New Roman" w:hAnsi="Times New Roman" w:cs="Times New Roman"/>
@@ -6830,7 +6814,6 @@
               <w:adjustRightInd/>
               <w:snapToGrid/>
               <w:spacing w:line="360" w:lineRule="auto"/>
-              <w:ind w:left="0" w:leftChars="0" w:firstLine="770" w:firstLineChars="275"/>
               <w:textAlignment w:val="auto"/>
               <w:rPr>
                 <w:rFonts w:hint="default" w:ascii="Times New Roman" w:hAnsi="Times New Roman" w:cs="Times New Roman"/>
@@ -6884,7 +6867,6 @@
               <w:adjustRightInd/>
               <w:snapToGrid/>
               <w:spacing w:line="360" w:lineRule="auto"/>
-              <w:ind w:left="0" w:leftChars="0" w:firstLine="770" w:firstLineChars="275"/>
               <w:textAlignment w:val="auto"/>
               <w:rPr>
                 <w:rFonts w:hint="default" w:ascii="Times New Roman" w:hAnsi="Times New Roman" w:cs="Times New Roman"/>
@@ -6938,7 +6920,6 @@
               <w:adjustRightInd/>
               <w:snapToGrid/>
               <w:spacing w:line="360" w:lineRule="auto"/>
-              <w:ind w:left="0" w:leftChars="0" w:firstLine="770" w:firstLineChars="275"/>
               <w:textAlignment w:val="auto"/>
               <w:rPr>
                 <w:rFonts w:hint="default" w:ascii="Times New Roman" w:hAnsi="Times New Roman" w:cs="Times New Roman"/>
@@ -7010,7 +6991,6 @@
               <w:adjustRightInd/>
               <w:snapToGrid/>
               <w:spacing w:line="360" w:lineRule="auto"/>
-              <w:ind w:left="0" w:leftChars="0" w:firstLine="770" w:firstLineChars="275"/>
               <w:textAlignment w:val="auto"/>
               <w:rPr>
                 <w:rFonts w:hint="default" w:ascii="Times New Roman" w:hAnsi="Times New Roman" w:cs="Times New Roman"/>
@@ -7064,7 +7044,6 @@
               <w:adjustRightInd/>
               <w:snapToGrid/>
               <w:spacing w:line="360" w:lineRule="auto"/>
-              <w:ind w:left="0" w:leftChars="0" w:firstLine="770" w:firstLineChars="275"/>
               <w:textAlignment w:val="auto"/>
               <w:rPr>
                 <w:rFonts w:hint="default" w:ascii="Times New Roman" w:hAnsi="Times New Roman" w:cs="Times New Roman"/>
@@ -7118,7 +7097,6 @@
               <w:adjustRightInd/>
               <w:snapToGrid/>
               <w:spacing w:line="360" w:lineRule="auto"/>
-              <w:ind w:left="0" w:leftChars="0" w:firstLine="770" w:firstLineChars="275"/>
               <w:textAlignment w:val="auto"/>
               <w:rPr>
                 <w:rFonts w:hint="default" w:ascii="Times New Roman" w:hAnsi="Times New Roman" w:cs="Times New Roman"/>
@@ -7285,12 +7263,14 @@
       </w:tblGrid>
       <w:tr>
         <w:tblPrEx>
-          <w:tblCellMar>
-            <w:top w:w="100" w:type="dxa"/>
-            <w:left w:w="100" w:type="dxa"/>
-            <w:bottom w:w="100" w:type="dxa"/>
-            <w:right w:w="100" w:type="dxa"/>
-          </w:tblCellMar>
+          <w:tblBorders>
+            <w:top w:val="single" w:color="000000" w:sz="6" w:space="0"/>
+            <w:left w:val="single" w:color="000000" w:sz="6" w:space="0"/>
+            <w:bottom w:val="single" w:color="000000" w:sz="6" w:space="0"/>
+            <w:right w:val="single" w:color="000000" w:sz="6" w:space="0"/>
+            <w:insideH w:val="single" w:color="000000" w:sz="6" w:space="0"/>
+            <w:insideV w:val="single" w:color="000000" w:sz="6" w:space="0"/>
+          </w:tblBorders>
         </w:tblPrEx>
         <w:trPr>
           <w:tblHeader/>
@@ -7330,7 +7310,6 @@
               <w:adjustRightInd/>
               <w:snapToGrid/>
               <w:spacing w:line="360" w:lineRule="auto"/>
-              <w:ind w:left="0" w:leftChars="0" w:firstLine="770" w:firstLineChars="275"/>
               <w:jc w:val="center"/>
               <w:textAlignment w:val="auto"/>
               <w:rPr>
@@ -7387,7 +7366,6 @@
               <w:adjustRightInd/>
               <w:snapToGrid/>
               <w:spacing w:line="360" w:lineRule="auto"/>
-              <w:ind w:left="0" w:leftChars="0" w:firstLine="770" w:firstLineChars="275"/>
               <w:jc w:val="center"/>
               <w:textAlignment w:val="auto"/>
               <w:rPr>
@@ -7444,7 +7422,6 @@
               <w:adjustRightInd/>
               <w:snapToGrid/>
               <w:spacing w:line="360" w:lineRule="auto"/>
-              <w:ind w:left="0" w:leftChars="0" w:firstLine="770" w:firstLineChars="275"/>
               <w:jc w:val="center"/>
               <w:textAlignment w:val="auto"/>
               <w:rPr>
@@ -7519,7 +7496,6 @@
               <w:adjustRightInd/>
               <w:snapToGrid/>
               <w:spacing w:line="360" w:lineRule="auto"/>
-              <w:ind w:left="0" w:leftChars="0" w:firstLine="770" w:firstLineChars="275"/>
               <w:textAlignment w:val="auto"/>
               <w:rPr>
                 <w:rFonts w:hint="default" w:ascii="Times New Roman" w:hAnsi="Times New Roman" w:cs="Times New Roman"/>
@@ -7573,7 +7549,6 @@
               <w:adjustRightInd/>
               <w:snapToGrid/>
               <w:spacing w:line="360" w:lineRule="auto"/>
-              <w:ind w:left="0" w:leftChars="0" w:firstLine="770" w:firstLineChars="275"/>
               <w:textAlignment w:val="auto"/>
               <w:rPr>
                 <w:rFonts w:hint="default" w:ascii="Times New Roman" w:hAnsi="Times New Roman" w:cs="Times New Roman"/>
@@ -7627,7 +7602,6 @@
               <w:adjustRightInd/>
               <w:snapToGrid/>
               <w:spacing w:line="360" w:lineRule="auto"/>
-              <w:ind w:left="0" w:leftChars="0" w:firstLine="770" w:firstLineChars="275"/>
               <w:textAlignment w:val="auto"/>
               <w:rPr>
                 <w:rFonts w:hint="default" w:ascii="Times New Roman" w:hAnsi="Times New Roman" w:cs="Times New Roman"/>
@@ -7699,7 +7673,6 @@
               <w:adjustRightInd/>
               <w:snapToGrid/>
               <w:spacing w:line="360" w:lineRule="auto"/>
-              <w:ind w:left="0" w:leftChars="0" w:firstLine="770" w:firstLineChars="275"/>
               <w:textAlignment w:val="auto"/>
               <w:rPr>
                 <w:rFonts w:hint="default" w:ascii="Times New Roman" w:hAnsi="Times New Roman" w:cs="Times New Roman"/>
@@ -7753,7 +7726,6 @@
               <w:adjustRightInd/>
               <w:snapToGrid/>
               <w:spacing w:line="360" w:lineRule="auto"/>
-              <w:ind w:left="0" w:leftChars="0" w:firstLine="770" w:firstLineChars="275"/>
               <w:textAlignment w:val="auto"/>
               <w:rPr>
                 <w:rFonts w:hint="default" w:ascii="Times New Roman" w:hAnsi="Times New Roman" w:cs="Times New Roman"/>
@@ -7807,7 +7779,6 @@
               <w:adjustRightInd/>
               <w:snapToGrid/>
               <w:spacing w:line="360" w:lineRule="auto"/>
-              <w:ind w:left="0" w:leftChars="0" w:firstLine="770" w:firstLineChars="275"/>
               <w:textAlignment w:val="auto"/>
               <w:rPr>
                 <w:rFonts w:hint="default" w:ascii="Times New Roman" w:hAnsi="Times New Roman" w:cs="Times New Roman"/>
@@ -7879,7 +7850,6 @@
               <w:adjustRightInd/>
               <w:snapToGrid/>
               <w:spacing w:line="360" w:lineRule="auto"/>
-              <w:ind w:left="0" w:leftChars="0" w:firstLine="770" w:firstLineChars="275"/>
               <w:textAlignment w:val="auto"/>
               <w:rPr>
                 <w:rFonts w:hint="default" w:ascii="Times New Roman" w:hAnsi="Times New Roman" w:cs="Times New Roman"/>
@@ -7933,7 +7903,6 @@
               <w:adjustRightInd/>
               <w:snapToGrid/>
               <w:spacing w:line="360" w:lineRule="auto"/>
-              <w:ind w:left="0" w:leftChars="0" w:firstLine="770" w:firstLineChars="275"/>
               <w:textAlignment w:val="auto"/>
               <w:rPr>
                 <w:rFonts w:hint="default" w:ascii="Times New Roman" w:hAnsi="Times New Roman" w:cs="Times New Roman"/>
@@ -7987,7 +7956,6 @@
               <w:adjustRightInd/>
               <w:snapToGrid/>
               <w:spacing w:line="360" w:lineRule="auto"/>
-              <w:ind w:left="0" w:leftChars="0" w:firstLine="770" w:firstLineChars="275"/>
               <w:textAlignment w:val="auto"/>
               <w:rPr>
                 <w:rFonts w:hint="default" w:ascii="Times New Roman" w:hAnsi="Times New Roman" w:cs="Times New Roman"/>
@@ -8207,7 +8175,6 @@
               <w:adjustRightInd/>
               <w:snapToGrid/>
               <w:spacing w:line="360" w:lineRule="auto"/>
-              <w:ind w:left="0" w:leftChars="0" w:firstLine="770" w:firstLineChars="275"/>
               <w:jc w:val="center"/>
               <w:textAlignment w:val="auto"/>
               <w:rPr>
@@ -8264,7 +8231,6 @@
               <w:adjustRightInd/>
               <w:snapToGrid/>
               <w:spacing w:line="360" w:lineRule="auto"/>
-              <w:ind w:left="0" w:leftChars="0" w:firstLine="770" w:firstLineChars="275"/>
               <w:jc w:val="center"/>
               <w:textAlignment w:val="auto"/>
               <w:rPr>
@@ -8321,7 +8287,6 @@
               <w:adjustRightInd/>
               <w:snapToGrid/>
               <w:spacing w:line="360" w:lineRule="auto"/>
-              <w:ind w:left="0" w:leftChars="0" w:firstLine="770" w:firstLineChars="275"/>
               <w:jc w:val="center"/>
               <w:textAlignment w:val="auto"/>
               <w:rPr>
@@ -8396,7 +8361,6 @@
               <w:adjustRightInd/>
               <w:snapToGrid/>
               <w:spacing w:line="360" w:lineRule="auto"/>
-              <w:ind w:left="0" w:leftChars="0" w:firstLine="770" w:firstLineChars="275"/>
               <w:textAlignment w:val="auto"/>
               <w:rPr>
                 <w:rFonts w:hint="default" w:ascii="Times New Roman" w:hAnsi="Times New Roman" w:cs="Times New Roman"/>
@@ -8450,7 +8414,6 @@
               <w:adjustRightInd/>
               <w:snapToGrid/>
               <w:spacing w:line="360" w:lineRule="auto"/>
-              <w:ind w:left="0" w:leftChars="0" w:firstLine="770" w:firstLineChars="275"/>
               <w:textAlignment w:val="auto"/>
               <w:rPr>
                 <w:rFonts w:hint="default" w:ascii="Times New Roman" w:hAnsi="Times New Roman" w:cs="Times New Roman"/>
@@ -8504,7 +8467,6 @@
               <w:adjustRightInd/>
               <w:snapToGrid/>
               <w:spacing w:line="360" w:lineRule="auto"/>
-              <w:ind w:left="0" w:leftChars="0" w:firstLine="770" w:firstLineChars="275"/>
               <w:textAlignment w:val="auto"/>
               <w:rPr>
                 <w:rFonts w:hint="default" w:ascii="Times New Roman" w:hAnsi="Times New Roman" w:cs="Times New Roman"/>
@@ -8576,7 +8538,6 @@
               <w:adjustRightInd/>
               <w:snapToGrid/>
               <w:spacing w:line="360" w:lineRule="auto"/>
-              <w:ind w:left="0" w:leftChars="0" w:firstLine="770" w:firstLineChars="275"/>
               <w:textAlignment w:val="auto"/>
               <w:rPr>
                 <w:rFonts w:hint="default" w:ascii="Times New Roman" w:hAnsi="Times New Roman" w:cs="Times New Roman"/>
@@ -8630,7 +8591,6 @@
               <w:adjustRightInd/>
               <w:snapToGrid/>
               <w:spacing w:line="360" w:lineRule="auto"/>
-              <w:ind w:left="0" w:leftChars="0" w:firstLine="770" w:firstLineChars="275"/>
               <w:textAlignment w:val="auto"/>
               <w:rPr>
                 <w:rFonts w:hint="default" w:ascii="Times New Roman" w:hAnsi="Times New Roman" w:cs="Times New Roman"/>
@@ -8684,7 +8644,6 @@
               <w:adjustRightInd/>
               <w:snapToGrid/>
               <w:spacing w:line="360" w:lineRule="auto"/>
-              <w:ind w:left="0" w:leftChars="0" w:firstLine="770" w:firstLineChars="275"/>
               <w:textAlignment w:val="auto"/>
               <w:rPr>
                 <w:rFonts w:hint="default" w:ascii="Times New Roman" w:hAnsi="Times New Roman" w:cs="Times New Roman"/>
@@ -8756,7 +8715,6 @@
               <w:adjustRightInd/>
               <w:snapToGrid/>
               <w:spacing w:line="360" w:lineRule="auto"/>
-              <w:ind w:left="0" w:leftChars="0" w:firstLine="770" w:firstLineChars="275"/>
               <w:textAlignment w:val="auto"/>
               <w:rPr>
                 <w:rFonts w:hint="default" w:ascii="Times New Roman" w:hAnsi="Times New Roman" w:cs="Times New Roman"/>
@@ -8810,7 +8768,6 @@
               <w:adjustRightInd/>
               <w:snapToGrid/>
               <w:spacing w:line="360" w:lineRule="auto"/>
-              <w:ind w:left="0" w:leftChars="0" w:firstLine="770" w:firstLineChars="275"/>
               <w:textAlignment w:val="auto"/>
               <w:rPr>
                 <w:rFonts w:hint="default" w:ascii="Times New Roman" w:hAnsi="Times New Roman" w:cs="Times New Roman"/>
@@ -8864,7 +8821,6 @@
               <w:adjustRightInd/>
               <w:snapToGrid/>
               <w:spacing w:line="360" w:lineRule="auto"/>
-              <w:ind w:left="0" w:leftChars="0" w:firstLine="770" w:firstLineChars="275"/>
               <w:textAlignment w:val="auto"/>
               <w:rPr>
                 <w:rFonts w:hint="default" w:ascii="Times New Roman" w:hAnsi="Times New Roman" w:cs="Times New Roman"/>
@@ -8936,7 +8892,6 @@
               <w:adjustRightInd/>
               <w:snapToGrid/>
               <w:spacing w:line="360" w:lineRule="auto"/>
-              <w:ind w:left="0" w:leftChars="0" w:firstLine="770" w:firstLineChars="275"/>
               <w:textAlignment w:val="auto"/>
               <w:rPr>
                 <w:rFonts w:hint="default" w:ascii="Times New Roman" w:hAnsi="Times New Roman" w:cs="Times New Roman"/>
@@ -8990,7 +8945,6 @@
               <w:adjustRightInd/>
               <w:snapToGrid/>
               <w:spacing w:line="360" w:lineRule="auto"/>
-              <w:ind w:left="0" w:leftChars="0" w:firstLine="770" w:firstLineChars="275"/>
               <w:textAlignment w:val="auto"/>
               <w:rPr>
                 <w:rFonts w:hint="default" w:ascii="Times New Roman" w:hAnsi="Times New Roman" w:cs="Times New Roman"/>
@@ -9044,7 +8998,6 @@
               <w:adjustRightInd/>
               <w:snapToGrid/>
               <w:spacing w:line="360" w:lineRule="auto"/>
-              <w:ind w:left="0" w:leftChars="0" w:firstLine="770" w:firstLineChars="275"/>
               <w:textAlignment w:val="auto"/>
               <w:rPr>
                 <w:rFonts w:hint="default" w:ascii="Times New Roman" w:hAnsi="Times New Roman" w:cs="Times New Roman"/>
@@ -9655,7 +9608,6 @@
         <w:adjustRightInd/>
         <w:snapToGrid/>
         <w:spacing w:line="360" w:lineRule="auto"/>
-        <w:ind w:left="0" w:leftChars="0" w:firstLine="605" w:firstLineChars="275"/>
         <w:jc w:val="center"/>
         <w:textAlignment w:val="auto"/>
         <w:rPr>
@@ -9999,7 +9951,6 @@
         <w:adjustRightInd/>
         <w:snapToGrid/>
         <w:spacing w:line="360" w:lineRule="auto"/>
-        <w:ind w:left="0" w:leftChars="0" w:firstLine="605" w:firstLineChars="275"/>
         <w:jc w:val="center"/>
         <w:textAlignment w:val="auto"/>
         <w:rPr>
@@ -10257,7 +10208,6 @@
         <w:adjustRightInd/>
         <w:snapToGrid/>
         <w:spacing w:line="360" w:lineRule="auto"/>
-        <w:ind w:left="0" w:leftChars="0" w:firstLine="605" w:firstLineChars="275"/>
         <w:jc w:val="center"/>
         <w:textAlignment w:val="auto"/>
         <w:rPr>
@@ -10516,7 +10466,6 @@
         <w:adjustRightInd/>
         <w:snapToGrid/>
         <w:spacing w:line="360" w:lineRule="auto"/>
-        <w:ind w:left="0" w:leftChars="0" w:firstLine="605" w:firstLineChars="275"/>
         <w:jc w:val="center"/>
         <w:textAlignment w:val="auto"/>
         <w:rPr>
@@ -10774,7 +10723,6 @@
         <w:adjustRightInd/>
         <w:snapToGrid/>
         <w:spacing w:line="360" w:lineRule="auto"/>
-        <w:ind w:left="0" w:leftChars="0" w:firstLine="605" w:firstLineChars="275"/>
         <w:jc w:val="center"/>
         <w:textAlignment w:val="auto"/>
         <w:rPr>
@@ -10989,7 +10937,6 @@
         <w:adjustRightInd/>
         <w:snapToGrid/>
         <w:spacing w:line="360" w:lineRule="auto"/>
-        <w:ind w:left="0" w:leftChars="0" w:firstLine="605" w:firstLineChars="275"/>
         <w:jc w:val="center"/>
         <w:textAlignment w:val="auto"/>
         <w:rPr>
@@ -11048,7 +10995,18 @@
           <w:szCs w:val="28"/>
           <w:rtl w:val="0"/>
         </w:rPr>
-        <w:t>Рисунок 8 – Окно статистики и аналитики</w:t>
+        <w:t>Ри</w:t>
+      </w:r>
+      <w:bookmarkStart w:id="21" w:name="_GoBack"/>
+      <w:bookmarkEnd w:id="21"/>
+      <w:r>
+        <w:rPr>
+          <w:rFonts w:hint="default" w:ascii="Times New Roman" w:hAnsi="Times New Roman" w:cs="Times New Roman"/>
+          <w:sz w:val="28"/>
+          <w:szCs w:val="28"/>
+          <w:rtl w:val="0"/>
+        </w:rPr>
+        <w:t>сунок 8 – Окно статистики и аналитики</w:t>
       </w:r>
     </w:p>
     <w:p>
@@ -12391,18 +12349,7 @@
           <w:szCs w:val="28"/>
           <w:rtl w:val="0"/>
         </w:rPr>
-        <w:t xml:space="preserve">8. LiveCharts2 Documentation. Построение графиков и диаграмм для .NET. </w:t>
-      </w:r>
-      <w:bookmarkStart w:id="21" w:name="_GoBack"/>
-      <w:bookmarkEnd w:id="21"/>
-      <w:r>
-        <w:rPr>
-          <w:rFonts w:hint="default" w:ascii="Times New Roman" w:hAnsi="Times New Roman" w:cs="Times New Roman"/>
-          <w:sz w:val="28"/>
-          <w:szCs w:val="28"/>
-          <w:rtl w:val="0"/>
-        </w:rPr>
-        <w:t>— [Электронный ресурс]. — URL: https://livecharts.dev/ (дата обращения: 25.04.2026).</w:t>
+        <w:t>8. LiveCharts2 Documentation. Построение графиков и диаграмм для .NET. — [Электронный ресурс]. — URL: https://livecharts.dev/ (дата обращения: 25.04.2026).</w:t>
       </w:r>
     </w:p>
     <w:p>

--- a/Курсовой проект.docx
+++ b/Курсовой проект.docx
@@ -23,7 +23,7 @@
           <w:szCs w:val="28"/>
           <w:lang w:val="ru-RU"/>
         </w:rPr>
-        <w:t>МИНИСТЕРСТВО ОБРАЗОВАНИЯ САРАТОВСКОЙ ОБЛАСТИ ГОСУДАРСТВЕННОЕ АВТОНОМНОЕ ПРФЕССИОНАЛЬНОЕ</w:t>
+        <w:t>МИНИСТЕРСТВО ОБРАЗОВАНИЯ САРАТОВСКОЙ ОБЛАСТИ ГОСУДАРСТВЕННОЕ АВТОНОМНОЕ ПРОФЕССИОНАЛЬНОЕ</w:t>
       </w:r>
     </w:p>
     <w:p>
@@ -6229,12 +6229,6 @@
             <w:insideH w:val="single" w:color="000000" w:sz="6" w:space="0"/>
             <w:insideV w:val="single" w:color="000000" w:sz="6" w:space="0"/>
           </w:tblBorders>
-          <w:tblCellMar>
-            <w:top w:w="100" w:type="dxa"/>
-            <w:left w:w="100" w:type="dxa"/>
-            <w:bottom w:w="100" w:type="dxa"/>
-            <w:right w:w="100" w:type="dxa"/>
-          </w:tblCellMar>
         </w:tblPrEx>
         <w:trPr>
           <w:tblHeader/>
@@ -7271,6 +7265,12 @@
             <w:insideH w:val="single" w:color="000000" w:sz="6" w:space="0"/>
             <w:insideV w:val="single" w:color="000000" w:sz="6" w:space="0"/>
           </w:tblBorders>
+          <w:tblCellMar>
+            <w:top w:w="100" w:type="dxa"/>
+            <w:left w:w="100" w:type="dxa"/>
+            <w:bottom w:w="100" w:type="dxa"/>
+            <w:right w:w="100" w:type="dxa"/>
+          </w:tblCellMar>
         </w:tblPrEx>
         <w:trPr>
           <w:tblHeader/>
@@ -8130,12 +8130,6 @@
             <w:insideH w:val="single" w:color="000000" w:sz="6" w:space="0"/>
             <w:insideV w:val="single" w:color="000000" w:sz="6" w:space="0"/>
           </w:tblBorders>
-          <w:tblCellMar>
-            <w:top w:w="100" w:type="dxa"/>
-            <w:left w:w="100" w:type="dxa"/>
-            <w:bottom w:w="100" w:type="dxa"/>
-            <w:right w:w="100" w:type="dxa"/>
-          </w:tblCellMar>
         </w:tblPrEx>
         <w:trPr>
           <w:tblHeader/>
@@ -10995,18 +10989,7 @@
           <w:szCs w:val="28"/>
           <w:rtl w:val="0"/>
         </w:rPr>
-        <w:t>Ри</w:t>
-      </w:r>
-      <w:bookmarkStart w:id="21" w:name="_GoBack"/>
-      <w:bookmarkEnd w:id="21"/>
-      <w:r>
-        <w:rPr>
-          <w:rFonts w:hint="default" w:ascii="Times New Roman" w:hAnsi="Times New Roman" w:cs="Times New Roman"/>
-          <w:sz w:val="28"/>
-          <w:szCs w:val="28"/>
-          <w:rtl w:val="0"/>
-        </w:rPr>
-        <w:t>сунок 8 – Окно статистики и аналитики</w:t>
+        <w:t>Рисунок 8 – Окно статистики и аналитики</w:t>
       </w:r>
     </w:p>
     <w:p>
@@ -11768,6 +11751,26 @@
     </w:p>
     <w:p>
       <w:pPr>
+        <w:rPr>
+          <w:rFonts w:hint="default" w:ascii="Times New Roman" w:hAnsi="Times New Roman" w:cs="Times New Roman"/>
+          <w:sz w:val="32"/>
+          <w:szCs w:val="32"/>
+          <w:rtl w:val="0"/>
+        </w:rPr>
+      </w:pPr>
+      <w:bookmarkStart w:id="17" w:name="_Toc20274"/>
+      <w:r>
+        <w:rPr>
+          <w:rFonts w:hint="default" w:ascii="Times New Roman" w:hAnsi="Times New Roman" w:cs="Times New Roman"/>
+          <w:sz w:val="32"/>
+          <w:szCs w:val="32"/>
+          <w:rtl w:val="0"/>
+        </w:rPr>
+        <w:br w:type="page"/>
+      </w:r>
+    </w:p>
+    <w:p>
+      <w:pPr>
         <w:pStyle w:val="2"/>
         <w:bidi w:val="0"/>
         <w:ind w:left="0" w:leftChars="0" w:firstLine="880" w:firstLineChars="275"/>
@@ -11778,7 +11781,8 @@
           <w:szCs w:val="32"/>
         </w:rPr>
       </w:pPr>
-      <w:bookmarkStart w:id="17" w:name="_Toc20274"/>
+      <w:bookmarkStart w:id="21" w:name="_GoBack"/>
+      <w:bookmarkEnd w:id="21"/>
       <w:r>
         <w:rPr>
           <w:rFonts w:hint="default" w:ascii="Times New Roman" w:hAnsi="Times New Roman" w:cs="Times New Roman"/>
@@ -12117,10 +12121,18 @@
         <w:shd w:val="clear" w:fill="auto"/>
         <w:spacing w:before="0"/>
         <w:jc w:val="center"/>
+        <w:rPr>
+          <w:rFonts w:hint="default" w:ascii="Times New Roman" w:hAnsi="Times New Roman" w:cs="Times New Roman"/>
+          <w:sz w:val="32"/>
+          <w:szCs w:val="32"/>
+        </w:rPr>
       </w:pPr>
       <w:bookmarkStart w:id="18" w:name="_Toc26096"/>
       <w:r>
         <w:rPr>
+          <w:rFonts w:hint="default" w:ascii="Times New Roman" w:hAnsi="Times New Roman" w:cs="Times New Roman"/>
+          <w:sz w:val="32"/>
+          <w:szCs w:val="32"/>
           <w:rtl w:val="0"/>
         </w:rPr>
         <w:t>СПИСОК ИСПОЛЬЗОВАННЫХ ИНФОРМАЦИОННЫХ ИСТОЧНИКОВ</w:t>
@@ -12377,12 +12389,22 @@
         </w:pBdr>
         <w:shd w:val="clear" w:fill="auto"/>
         <w:spacing w:before="0"/>
-        <w:ind w:left="0" w:leftChars="0" w:firstLine="990" w:firstLineChars="275"/>
+        <w:ind w:left="0" w:leftChars="0" w:firstLine="880" w:firstLineChars="275"/>
         <w:jc w:val="center"/>
+        <w:rPr>
+          <w:rFonts w:hint="default" w:ascii="Times New Roman" w:hAnsi="Times New Roman" w:cs="Times New Roman"/>
+          <w:color w:val="auto"/>
+          <w:sz w:val="32"/>
+          <w:szCs w:val="32"/>
+        </w:rPr>
       </w:pPr>
       <w:bookmarkStart w:id="19" w:name="_Toc16703"/>
       <w:r>
         <w:rPr>
+          <w:rFonts w:hint="default" w:ascii="Times New Roman" w:hAnsi="Times New Roman" w:cs="Times New Roman"/>
+          <w:color w:val="auto"/>
+          <w:sz w:val="32"/>
+          <w:szCs w:val="32"/>
           <w:rtl w:val="0"/>
         </w:rPr>
         <w:t>ПРИЛОЖЕНИЕ А</w:t>
@@ -12402,14 +12424,18 @@
         <w:ind w:left="0" w:leftChars="0" w:firstLine="605" w:firstLineChars="275"/>
         <w:jc w:val="center"/>
         <w:rPr>
+          <w:rFonts w:hint="default" w:ascii="Times New Roman" w:hAnsi="Times New Roman" w:cs="Times New Roman"/>
           <w:b/>
           <w:bCs/>
-        </w:rPr>
-      </w:pPr>
-      <w:r>
-        <w:rPr>
+          <w:color w:val="auto"/>
+        </w:rPr>
+      </w:pPr>
+      <w:r>
+        <w:rPr>
+          <w:rFonts w:hint="default" w:ascii="Times New Roman" w:hAnsi="Times New Roman" w:cs="Times New Roman"/>
           <w:b/>
           <w:bCs/>
+          <w:color w:val="auto"/>
           <w:rtl w:val="0"/>
         </w:rPr>
         <w:t>Код навигации главного окна (MainWindow.xaml.cs)</w:t>
@@ -14035,12 +14061,20 @@
         </w:pBdr>
         <w:shd w:val="clear" w:fill="auto"/>
         <w:spacing w:before="0"/>
-        <w:ind w:left="0" w:leftChars="0" w:firstLine="990" w:firstLineChars="275"/>
+        <w:ind w:left="0" w:leftChars="0" w:firstLine="880" w:firstLineChars="275"/>
         <w:jc w:val="center"/>
+        <w:rPr>
+          <w:rFonts w:hint="default" w:ascii="Times New Roman" w:hAnsi="Times New Roman" w:cs="Times New Roman"/>
+          <w:sz w:val="32"/>
+          <w:szCs w:val="32"/>
+        </w:rPr>
       </w:pPr>
       <w:bookmarkStart w:id="20" w:name="_Toc108"/>
       <w:r>
         <w:rPr>
+          <w:rFonts w:hint="default" w:ascii="Times New Roman" w:hAnsi="Times New Roman" w:cs="Times New Roman"/>
+          <w:sz w:val="32"/>
+          <w:szCs w:val="32"/>
           <w:rtl w:val="0"/>
         </w:rPr>
         <w:t>ПРИЛОЖЕНИЕ Б</w:t>
@@ -14060,12 +14094,14 @@
         <w:ind w:left="0" w:leftChars="0" w:firstLine="605" w:firstLineChars="275"/>
         <w:jc w:val="center"/>
         <w:rPr>
+          <w:rFonts w:hint="default" w:ascii="Times New Roman" w:hAnsi="Times New Roman" w:cs="Times New Roman"/>
           <w:b/>
           <w:bCs/>
         </w:rPr>
       </w:pPr>
       <w:r>
         <w:rPr>
+          <w:rFonts w:hint="default" w:ascii="Times New Roman" w:hAnsi="Times New Roman" w:cs="Times New Roman"/>
           <w:b/>
           <w:bCs/>
           <w:rtl w:val="0"/>

--- a/Курсовой проект.docx
+++ b/Курсовой проект.docx
@@ -636,8 +636,8 @@
         <w:jc w:val="center"/>
         <w:rPr>
           <w:rFonts w:hint="default" w:ascii="Times New Roman" w:hAnsi="Times New Roman" w:cs="Times New Roman"/>
-          <w:b/>
-          <w:bCs/>
+          <w:b w:val="0"/>
+          <w:bCs w:val="0"/>
           <w:sz w:val="32"/>
           <w:szCs w:val="32"/>
           <w:rtl w:val="0"/>
@@ -647,14 +647,14 @@
       <w:r>
         <w:rPr>
           <w:rFonts w:hint="default" w:ascii="Times New Roman" w:hAnsi="Times New Roman" w:cs="Times New Roman"/>
-          <w:b/>
-          <w:bCs/>
+          <w:b w:val="0"/>
+          <w:bCs w:val="0"/>
           <w:sz w:val="32"/>
           <w:szCs w:val="32"/>
           <w:rtl w:val="0"/>
           <w:lang w:val="ru-RU"/>
         </w:rPr>
-        <w:t>ОГЛАВЛЕНИЕ</w:t>
+        <w:t>Содержание</w:t>
       </w:r>
     </w:p>
     <w:p>
@@ -2928,7 +2928,7 @@
           <w:szCs w:val="28"/>
           <w:rtl w:val="0"/>
         </w:rPr>
-        <w:t>В работе производственного предприятия каждый день используется огромный объем данных: сведения о закупаемом сырье (металл, дерево, комплектующие), структуре изделий, журнале произведенных работ, клиентах, сотрудниках и зафиксированных накладных расходах. Если вести такой учет вручную или в разрозненных файлах, кратно возрастает риск критических ошибок — от использования неверных цен на материалы до неправильного расчета итоговой себестоимости продукции.</w:t>
+        <w:t>В работе производственного предприятия каждый день используется огромный объем данных: сведения о закупаемом сырье (металл, дерево, комплектующие), структуре изделий, журнале произведенных работ, клиентах, сотрудниках и зафиксированных накладных расходах. Если вести такой учет вручную или в разрозненных файлах, кратно возрастает риск критических ошибок от использования неверных цен на материалы до неправильного расчета итоговой себестоимости продукции.</w:t>
       </w:r>
     </w:p>
     <w:p>
@@ -6229,6 +6229,12 @@
             <w:insideH w:val="single" w:color="000000" w:sz="6" w:space="0"/>
             <w:insideV w:val="single" w:color="000000" w:sz="6" w:space="0"/>
           </w:tblBorders>
+          <w:tblCellMar>
+            <w:top w:w="100" w:type="dxa"/>
+            <w:left w:w="100" w:type="dxa"/>
+            <w:bottom w:w="100" w:type="dxa"/>
+            <w:right w:w="100" w:type="dxa"/>
+          </w:tblCellMar>
         </w:tblPrEx>
         <w:trPr>
           <w:tblHeader/>
@@ -8130,6 +8136,12 @@
             <w:insideH w:val="single" w:color="000000" w:sz="6" w:space="0"/>
             <w:insideV w:val="single" w:color="000000" w:sz="6" w:space="0"/>
           </w:tblBorders>
+          <w:tblCellMar>
+            <w:top w:w="100" w:type="dxa"/>
+            <w:left w:w="100" w:type="dxa"/>
+            <w:bottom w:w="100" w:type="dxa"/>
+            <w:right w:w="100" w:type="dxa"/>
+          </w:tblCellMar>
         </w:tblPrEx>
         <w:trPr>
           <w:tblHeader/>
@@ -11070,6 +11082,26 @@
     </w:p>
     <w:p>
       <w:pPr>
+        <w:rPr>
+          <w:rFonts w:hint="default" w:ascii="Times New Roman" w:hAnsi="Times New Roman" w:cs="Times New Roman"/>
+          <w:sz w:val="32"/>
+          <w:szCs w:val="32"/>
+          <w:rtl w:val="0"/>
+        </w:rPr>
+      </w:pPr>
+      <w:bookmarkStart w:id="16" w:name="_Toc26598"/>
+      <w:r>
+        <w:rPr>
+          <w:rFonts w:hint="default" w:ascii="Times New Roman" w:hAnsi="Times New Roman" w:cs="Times New Roman"/>
+          <w:sz w:val="32"/>
+          <w:szCs w:val="32"/>
+          <w:rtl w:val="0"/>
+        </w:rPr>
+        <w:br w:type="page"/>
+      </w:r>
+    </w:p>
+    <w:p>
+      <w:pPr>
         <w:pStyle w:val="2"/>
         <w:bidi w:val="0"/>
         <w:ind w:left="0" w:leftChars="0" w:firstLine="880" w:firstLineChars="275"/>
@@ -11079,7 +11111,6 @@
           <w:szCs w:val="32"/>
         </w:rPr>
       </w:pPr>
-      <w:bookmarkStart w:id="16" w:name="_Toc26598"/>
       <w:r>
         <w:rPr>
           <w:rFonts w:hint="default" w:ascii="Times New Roman" w:hAnsi="Times New Roman" w:cs="Times New Roman"/>
@@ -11781,8 +11812,6 @@
           <w:szCs w:val="32"/>
         </w:rPr>
       </w:pPr>
-      <w:bookmarkStart w:id="21" w:name="_GoBack"/>
-      <w:bookmarkEnd w:id="21"/>
       <w:r>
         <w:rPr>
           <w:rFonts w:hint="default" w:ascii="Times New Roman" w:hAnsi="Times New Roman" w:cs="Times New Roman"/>
@@ -12141,6 +12170,10 @@
     </w:p>
     <w:p>
       <w:pPr>
+        <w:keepNext w:val="0"/>
+        <w:keepLines w:val="0"/>
+        <w:pageBreakBefore w:val="0"/>
+        <w:widowControl w:val="0"/>
         <w:pBdr>
           <w:top w:val="none" w:color="auto" w:sz="0" w:space="0"/>
           <w:left w:val="none" w:color="auto" w:sz="0" w:space="0"/>
@@ -12149,8 +12182,19 @@
           <w:between w:val="none" w:color="auto" w:sz="0" w:space="0"/>
         </w:pBdr>
         <w:shd w:val="clear" w:fill="auto"/>
+        <w:kinsoku/>
+        <w:wordWrap/>
+        <w:overflowPunct/>
+        <w:topLinePunct w:val="0"/>
+        <w:autoSpaceDE/>
+        <w:autoSpaceDN/>
+        <w:bidi w:val="0"/>
+        <w:adjustRightInd/>
+        <w:snapToGrid/>
+        <w:spacing w:line="360" w:lineRule="auto"/>
         <w:ind w:left="0" w:leftChars="0" w:firstLine="770" w:firstLineChars="275"/>
         <w:jc w:val="both"/>
+        <w:textAlignment w:val="auto"/>
         <w:rPr>
           <w:rFonts w:hint="default" w:ascii="Times New Roman" w:hAnsi="Times New Roman" w:cs="Times New Roman"/>
           <w:sz w:val="28"/>
@@ -12169,6 +12213,10 @@
     </w:p>
     <w:p>
       <w:pPr>
+        <w:keepNext w:val="0"/>
+        <w:keepLines w:val="0"/>
+        <w:pageBreakBefore w:val="0"/>
+        <w:widowControl w:val="0"/>
         <w:pBdr>
           <w:top w:val="none" w:color="auto" w:sz="0" w:space="0"/>
           <w:left w:val="none" w:color="auto" w:sz="0" w:space="0"/>
@@ -12177,8 +12225,19 @@
           <w:between w:val="none" w:color="auto" w:sz="0" w:space="0"/>
         </w:pBdr>
         <w:shd w:val="clear" w:fill="auto"/>
+        <w:kinsoku/>
+        <w:wordWrap/>
+        <w:overflowPunct/>
+        <w:topLinePunct w:val="0"/>
+        <w:autoSpaceDE/>
+        <w:autoSpaceDN/>
+        <w:bidi w:val="0"/>
+        <w:adjustRightInd/>
+        <w:snapToGrid/>
+        <w:spacing w:line="360" w:lineRule="auto"/>
         <w:ind w:left="0" w:leftChars="0" w:firstLine="770" w:firstLineChars="275"/>
         <w:jc w:val="both"/>
+        <w:textAlignment w:val="auto"/>
         <w:rPr>
           <w:rFonts w:hint="default" w:ascii="Times New Roman" w:hAnsi="Times New Roman" w:cs="Times New Roman"/>
           <w:sz w:val="28"/>
@@ -12197,6 +12256,10 @@
     </w:p>
     <w:p>
       <w:pPr>
+        <w:keepNext w:val="0"/>
+        <w:keepLines w:val="0"/>
+        <w:pageBreakBefore w:val="0"/>
+        <w:widowControl w:val="0"/>
         <w:pBdr>
           <w:top w:val="none" w:color="auto" w:sz="0" w:space="0"/>
           <w:left w:val="none" w:color="auto" w:sz="0" w:space="0"/>
@@ -12205,8 +12268,19 @@
           <w:between w:val="none" w:color="auto" w:sz="0" w:space="0"/>
         </w:pBdr>
         <w:shd w:val="clear" w:fill="auto"/>
+        <w:kinsoku/>
+        <w:wordWrap/>
+        <w:overflowPunct/>
+        <w:topLinePunct w:val="0"/>
+        <w:autoSpaceDE/>
+        <w:autoSpaceDN/>
+        <w:bidi w:val="0"/>
+        <w:adjustRightInd/>
+        <w:snapToGrid/>
+        <w:spacing w:line="360" w:lineRule="auto"/>
         <w:ind w:left="0" w:leftChars="0" w:firstLine="770" w:firstLineChars="275"/>
         <w:jc w:val="both"/>
+        <w:textAlignment w:val="auto"/>
         <w:rPr>
           <w:rFonts w:hint="default" w:ascii="Times New Roman" w:hAnsi="Times New Roman" w:cs="Times New Roman"/>
           <w:sz w:val="28"/>
@@ -12225,6 +12299,10 @@
     </w:p>
     <w:p>
       <w:pPr>
+        <w:keepNext w:val="0"/>
+        <w:keepLines w:val="0"/>
+        <w:pageBreakBefore w:val="0"/>
+        <w:widowControl w:val="0"/>
         <w:pBdr>
           <w:top w:val="none" w:color="auto" w:sz="0" w:space="0"/>
           <w:left w:val="none" w:color="auto" w:sz="0" w:space="0"/>
@@ -12233,8 +12311,19 @@
           <w:between w:val="none" w:color="auto" w:sz="0" w:space="0"/>
         </w:pBdr>
         <w:shd w:val="clear" w:fill="auto"/>
+        <w:kinsoku/>
+        <w:wordWrap/>
+        <w:overflowPunct/>
+        <w:topLinePunct w:val="0"/>
+        <w:autoSpaceDE/>
+        <w:autoSpaceDN/>
+        <w:bidi w:val="0"/>
+        <w:adjustRightInd/>
+        <w:snapToGrid/>
+        <w:spacing w:line="360" w:lineRule="auto"/>
         <w:ind w:left="0" w:leftChars="0" w:firstLine="770" w:firstLineChars="275"/>
         <w:jc w:val="both"/>
+        <w:textAlignment w:val="auto"/>
         <w:rPr>
           <w:rFonts w:hint="default" w:ascii="Times New Roman" w:hAnsi="Times New Roman" w:cs="Times New Roman"/>
           <w:sz w:val="28"/>
@@ -12253,6 +12342,10 @@
     </w:p>
     <w:p>
       <w:pPr>
+        <w:keepNext w:val="0"/>
+        <w:keepLines w:val="0"/>
+        <w:pageBreakBefore w:val="0"/>
+        <w:widowControl w:val="0"/>
         <w:pBdr>
           <w:top w:val="none" w:color="auto" w:sz="0" w:space="0"/>
           <w:left w:val="none" w:color="auto" w:sz="0" w:space="0"/>
@@ -12261,8 +12354,19 @@
           <w:between w:val="none" w:color="auto" w:sz="0" w:space="0"/>
         </w:pBdr>
         <w:shd w:val="clear" w:fill="auto"/>
+        <w:kinsoku/>
+        <w:wordWrap/>
+        <w:overflowPunct/>
+        <w:topLinePunct w:val="0"/>
+        <w:autoSpaceDE/>
+        <w:autoSpaceDN/>
+        <w:bidi w:val="0"/>
+        <w:adjustRightInd/>
+        <w:snapToGrid/>
+        <w:spacing w:line="360" w:lineRule="auto"/>
         <w:ind w:left="0" w:leftChars="0" w:firstLine="770" w:firstLineChars="275"/>
         <w:jc w:val="both"/>
+        <w:textAlignment w:val="auto"/>
         <w:rPr>
           <w:rFonts w:hint="default" w:ascii="Times New Roman" w:hAnsi="Times New Roman" w:cs="Times New Roman"/>
           <w:sz w:val="28"/>
@@ -12281,6 +12385,10 @@
     </w:p>
     <w:p>
       <w:pPr>
+        <w:keepNext w:val="0"/>
+        <w:keepLines w:val="0"/>
+        <w:pageBreakBefore w:val="0"/>
+        <w:widowControl w:val="0"/>
         <w:pBdr>
           <w:top w:val="none" w:color="auto" w:sz="0" w:space="0"/>
           <w:left w:val="none" w:color="auto" w:sz="0" w:space="0"/>
@@ -12289,8 +12397,19 @@
           <w:between w:val="none" w:color="auto" w:sz="0" w:space="0"/>
         </w:pBdr>
         <w:shd w:val="clear" w:fill="auto"/>
+        <w:kinsoku/>
+        <w:wordWrap/>
+        <w:overflowPunct/>
+        <w:topLinePunct w:val="0"/>
+        <w:autoSpaceDE/>
+        <w:autoSpaceDN/>
+        <w:bidi w:val="0"/>
+        <w:adjustRightInd/>
+        <w:snapToGrid/>
+        <w:spacing w:line="360" w:lineRule="auto"/>
         <w:ind w:left="0" w:leftChars="0" w:firstLine="770" w:firstLineChars="275"/>
         <w:jc w:val="both"/>
+        <w:textAlignment w:val="auto"/>
         <w:rPr>
           <w:rFonts w:hint="default" w:ascii="Times New Roman" w:hAnsi="Times New Roman" w:cs="Times New Roman"/>
           <w:sz w:val="28"/>
@@ -12309,6 +12428,10 @@
     </w:p>
     <w:p>
       <w:pPr>
+        <w:keepNext w:val="0"/>
+        <w:keepLines w:val="0"/>
+        <w:pageBreakBefore w:val="0"/>
+        <w:widowControl w:val="0"/>
         <w:pBdr>
           <w:top w:val="none" w:color="auto" w:sz="0" w:space="0"/>
           <w:left w:val="none" w:color="auto" w:sz="0" w:space="0"/>
@@ -12317,8 +12440,19 @@
           <w:between w:val="none" w:color="auto" w:sz="0" w:space="0"/>
         </w:pBdr>
         <w:shd w:val="clear" w:fill="auto"/>
+        <w:kinsoku/>
+        <w:wordWrap/>
+        <w:overflowPunct/>
+        <w:topLinePunct w:val="0"/>
+        <w:autoSpaceDE/>
+        <w:autoSpaceDN/>
+        <w:bidi w:val="0"/>
+        <w:adjustRightInd/>
+        <w:snapToGrid/>
+        <w:spacing w:line="360" w:lineRule="auto"/>
         <w:ind w:left="0" w:leftChars="0" w:firstLine="770" w:firstLineChars="275"/>
         <w:jc w:val="both"/>
+        <w:textAlignment w:val="auto"/>
         <w:rPr>
           <w:rFonts w:hint="default" w:ascii="Times New Roman" w:hAnsi="Times New Roman" w:cs="Times New Roman"/>
           <w:sz w:val="28"/>
@@ -12337,6 +12471,10 @@
     </w:p>
     <w:p>
       <w:pPr>
+        <w:keepNext w:val="0"/>
+        <w:keepLines w:val="0"/>
+        <w:pageBreakBefore w:val="0"/>
+        <w:widowControl w:val="0"/>
         <w:pBdr>
           <w:top w:val="none" w:color="auto" w:sz="0" w:space="0"/>
           <w:left w:val="none" w:color="auto" w:sz="0" w:space="0"/>
@@ -12345,9 +12483,19 @@
           <w:between w:val="none" w:color="auto" w:sz="0" w:space="0"/>
         </w:pBdr>
         <w:shd w:val="clear" w:fill="auto"/>
-        <w:spacing w:after="225"/>
+        <w:kinsoku/>
+        <w:wordWrap/>
+        <w:overflowPunct/>
+        <w:topLinePunct w:val="0"/>
+        <w:autoSpaceDE/>
+        <w:autoSpaceDN/>
+        <w:bidi w:val="0"/>
+        <w:adjustRightInd/>
+        <w:snapToGrid/>
+        <w:spacing w:after="225" w:line="360" w:lineRule="auto"/>
         <w:ind w:left="0" w:leftChars="0" w:firstLine="770" w:firstLineChars="275"/>
         <w:jc w:val="both"/>
+        <w:textAlignment w:val="auto"/>
         <w:rPr>
           <w:rFonts w:hint="default" w:ascii="Times New Roman" w:hAnsi="Times New Roman" w:cs="Times New Roman"/>
           <w:sz w:val="28"/>
@@ -12437,8 +12585,21 @@
           <w:bCs/>
           <w:color w:val="auto"/>
           <w:rtl w:val="0"/>
-        </w:rPr>
-        <w:t>Код навигации главного окна (MainWindow.xaml.cs)</w:t>
+          <w:lang w:val="ru-RU"/>
+        </w:rPr>
+        <w:t>Листинг к</w:t>
+      </w:r>
+      <w:bookmarkStart w:id="21" w:name="_GoBack"/>
+      <w:bookmarkEnd w:id="21"/>
+      <w:r>
+        <w:rPr>
+          <w:rFonts w:hint="default" w:ascii="Times New Roman" w:hAnsi="Times New Roman" w:cs="Times New Roman"/>
+          <w:b/>
+          <w:bCs/>
+          <w:color w:val="auto"/>
+          <w:rtl w:val="0"/>
+        </w:rPr>
+        <w:t>од навигации главного окна (MainWindow.xaml.cs)</w:t>
       </w:r>
     </w:p>
     <w:p>
@@ -14105,8 +14266,18 @@
           <w:b/>
           <w:bCs/>
           <w:rtl w:val="0"/>
-        </w:rPr>
-        <w:t>Логика автоматического расчета себестоимости (ProductsPage.xaml.cs)</w:t>
+          <w:lang w:val="ru-RU"/>
+        </w:rPr>
+        <w:t xml:space="preserve">Листинг </w:t>
+      </w:r>
+      <w:r>
+        <w:rPr>
+          <w:rFonts w:hint="default" w:ascii="Times New Roman" w:hAnsi="Times New Roman" w:cs="Times New Roman"/>
+          <w:b/>
+          <w:bCs/>
+          <w:rtl w:val="0"/>
+        </w:rPr>
+        <w:t>автоматического расчета себестоимости (ProductsPage.xaml.cs)</w:t>
       </w:r>
     </w:p>
     <w:p>
